--- a/reports/черновик_отчета.docx
+++ b/reports/черновик_отчета.docx
@@ -2454,8 +2454,8 @@
         <w:tblLook w:val="04A0" w:firstRow="1" w:lastRow="0" w:firstColumn="1" w:lastColumn="0" w:noHBand="0" w:noVBand="1"/>
       </w:tblPr>
       <w:tblGrid>
-        <w:gridCol w:w="2174"/>
-        <w:gridCol w:w="7814"/>
+        <w:gridCol w:w="2347"/>
+        <w:gridCol w:w="7641"/>
       </w:tblGrid>
       <w:tr>
         <w:trPr>
@@ -2604,24 +2604,25 @@
                 <w:sz w:val="23"/>
                 <w:szCs w:val="23"/>
               </w:rPr>
-              <w:t>Создан репозиторий </w:t>
+              <w:t xml:space="preserve">Создан </w:t>
             </w:r>
-            <w:r>
-              <w:rPr>
-                <w:rFonts w:ascii="Consolas" w:eastAsia="Times New Roman" w:hAnsi="Consolas" w:cs="Courier New"/>
-                <w:sz w:val="20"/>
-                <w:szCs w:val="20"/>
-                <w:shd w:val="clear" w:color="auto" w:fill="2C2C2E"/>
-              </w:rPr>
-              <w:t>https://github.com/hv8989821z-dotcom/practice-2026-Suvorova.M.R_251-339</w:t>
-            </w:r>
+            <w:proofErr w:type="gramStart"/>
             <w:r>
               <w:rPr>
                 <w:rFonts w:ascii="Segoe UI" w:eastAsia="Times New Roman" w:hAnsi="Segoe UI" w:cs="Segoe UI"/>
                 <w:sz w:val="23"/>
                 <w:szCs w:val="23"/>
               </w:rPr>
-              <w:t>. Выполнены коммиты с описанием изменений, освоена работа с ветками.</w:t>
+              <w:t>репозиторий  Выполнены</w:t>
+            </w:r>
+            <w:proofErr w:type="gramEnd"/>
+            <w:r>
+              <w:rPr>
+                <w:rFonts w:ascii="Segoe UI" w:eastAsia="Times New Roman" w:hAnsi="Segoe UI" w:cs="Segoe UI"/>
+                <w:sz w:val="23"/>
+                <w:szCs w:val="23"/>
+              </w:rPr>
+              <w:t xml:space="preserve"> коммиты с описанием изменений, освоена работа с ветками.</w:t>
             </w:r>
           </w:p>
         </w:tc>
@@ -2699,57 +2700,6 @@
                 <w:szCs w:val="23"/>
               </w:rPr>
               <w:t>Подготовлены файлы: </w:t>
-            </w:r>
-            <w:r>
-              <w:rPr>
-                <w:rFonts w:ascii="Consolas" w:eastAsia="Times New Roman" w:hAnsi="Consolas" w:cs="Courier New"/>
-                <w:sz w:val="20"/>
-                <w:szCs w:val="20"/>
-                <w:shd w:val="clear" w:color="auto" w:fill="2C2C2E"/>
-              </w:rPr>
-              <w:t>README.md</w:t>
-            </w:r>
-            <w:r>
-              <w:rPr>
-                <w:rFonts w:ascii="Segoe UI" w:eastAsia="Times New Roman" w:hAnsi="Segoe UI" w:cs="Segoe UI"/>
-                <w:sz w:val="23"/>
-                <w:szCs w:val="23"/>
-              </w:rPr>
-              <w:t>, </w:t>
-            </w:r>
-            <w:r>
-              <w:rPr>
-                <w:rFonts w:ascii="Consolas" w:eastAsia="Times New Roman" w:hAnsi="Consolas" w:cs="Courier New"/>
-                <w:sz w:val="20"/>
-                <w:szCs w:val="20"/>
-                <w:shd w:val="clear" w:color="auto" w:fill="2C2C2E"/>
-              </w:rPr>
-              <w:t>journal.md</w:t>
-            </w:r>
-            <w:r>
-              <w:rPr>
-                <w:rFonts w:ascii="Segoe UI" w:eastAsia="Times New Roman" w:hAnsi="Segoe UI" w:cs="Segoe UI"/>
-                <w:sz w:val="23"/>
-                <w:szCs w:val="23"/>
-              </w:rPr>
-              <w:t>, </w:t>
-            </w:r>
-            <w:r>
-              <w:rPr>
-                <w:rFonts w:ascii="Consolas" w:eastAsia="Times New Roman" w:hAnsi="Consolas" w:cs="Courier New"/>
-                <w:sz w:val="20"/>
-                <w:szCs w:val="20"/>
-                <w:shd w:val="clear" w:color="auto" w:fill="2C2C2E"/>
-              </w:rPr>
-              <w:t>interaction_report.md</w:t>
-            </w:r>
-            <w:r>
-              <w:rPr>
-                <w:rFonts w:ascii="Segoe UI" w:eastAsia="Times New Roman" w:hAnsi="Segoe UI" w:cs="Segoe UI"/>
-                <w:sz w:val="23"/>
-                <w:szCs w:val="23"/>
-              </w:rPr>
-              <w:t>. Все документы оформлены с использованием заголовков, списков, таблиц.</w:t>
             </w:r>
           </w:p>
         </w:tc>
@@ -2986,25 +2936,30 @@
                 <w:sz w:val="23"/>
                 <w:szCs w:val="23"/>
               </w:rPr>
-              <w:t>Подготовлен документ в формате DOCX и PDF, размещён в папке </w:t>
+              <w:t>Подготовлен документ в формате DOCX и PDF, размещён в папке</w:t>
             </w:r>
-            <w:proofErr w:type="spellStart"/>
             <w:r>
               <w:rPr>
-                <w:rFonts w:ascii="Consolas" w:eastAsia="Times New Roman" w:hAnsi="Consolas" w:cs="Courier New"/>
-                <w:sz w:val="20"/>
-                <w:szCs w:val="20"/>
-                <w:shd w:val="clear" w:color="auto" w:fill="2C2C2E"/>
+                <w:rFonts w:ascii="Segoe UI" w:eastAsia="Times New Roman" w:hAnsi="Segoe UI" w:cs="Segoe UI"/>
+                <w:sz w:val="23"/>
+                <w:szCs w:val="23"/>
+              </w:rPr>
+              <w:t xml:space="preserve"> </w:t>
+            </w:r>
+            <w:r>
+              <w:rPr>
+                <w:rFonts w:ascii="Segoe UI" w:eastAsia="Times New Roman" w:hAnsi="Segoe UI" w:cs="Segoe UI"/>
+                <w:sz w:val="23"/>
+                <w:szCs w:val="23"/>
+                <w:lang w:val="en-US"/>
               </w:rPr>
               <w:t>reports</w:t>
             </w:r>
-            <w:proofErr w:type="spellEnd"/>
             <w:r>
               <w:rPr>
-                <w:rFonts w:ascii="Consolas" w:eastAsia="Times New Roman" w:hAnsi="Consolas" w:cs="Courier New"/>
-                <w:sz w:val="20"/>
-                <w:szCs w:val="20"/>
-                <w:shd w:val="clear" w:color="auto" w:fill="2C2C2E"/>
+                <w:rFonts w:ascii="Segoe UI" w:eastAsia="Times New Roman" w:hAnsi="Segoe UI" w:cs="Segoe UI"/>
+                <w:sz w:val="23"/>
+                <w:szCs w:val="23"/>
               </w:rPr>
               <w:t>/</w:t>
             </w:r>
@@ -3022,319 +2977,665 @@
     </w:tbl>
     <w:p>
       <w:pPr>
+        <w:pStyle w:val="a6"/>
+        <w:keepNext/>
+        <w:keepLines/>
         <w:numPr>
           <w:ilvl w:val="0"/>
-          <w:numId w:val="23"/>
+          <w:numId w:val="27"/>
         </w:numPr>
-        <w:shd w:val="clear" w:color="auto" w:fill="151517"/>
-        <w:spacing w:before="100" w:beforeAutospacing="1" w:after="0" w:line="240" w:lineRule="auto"/>
-        <w:rPr>
-          <w:rFonts w:ascii="Segoe UI" w:eastAsia="Times New Roman" w:hAnsi="Segoe UI" w:cs="Segoe UI"/>
-          <w:color w:val="F9FAFB"/>
-          <w:sz w:val="24"/>
-          <w:szCs w:val="24"/>
-        </w:rPr>
-      </w:pPr>
-      <w:r>
-        <w:rPr>
-          <w:rFonts w:ascii="Segoe UI" w:eastAsia="Times New Roman" w:hAnsi="Segoe UI" w:cs="Segoe UI"/>
-          <w:color w:val="F9FAFB"/>
-          <w:sz w:val="24"/>
-          <w:szCs w:val="24"/>
-        </w:rPr>
+        <w:pBdr>
+          <w:top w:val="nil"/>
+          <w:left w:val="nil"/>
+          <w:bottom w:val="nil"/>
+          <w:right w:val="nil"/>
+          <w:between w:val="nil"/>
+        </w:pBdr>
+        <w:spacing w:after="0" w:line="360" w:lineRule="auto"/>
+        <w:ind w:left="0"/>
+        <w:rPr>
+          <w:rFonts w:ascii="Times New Roman" w:eastAsia="Times New Roman" w:hAnsi="Times New Roman" w:cs="Times New Roman"/>
+          <w:color w:val="000000"/>
+          <w:sz w:val="28"/>
+          <w:szCs w:val="28"/>
+        </w:rPr>
+      </w:pPr>
+      <w:r>
+        <w:rPr>
+          <w:rFonts w:ascii="Times New Roman" w:eastAsia="Times New Roman" w:hAnsi="Times New Roman" w:cs="Times New Roman"/>
+          <w:color w:val="000000"/>
+          <w:sz w:val="28"/>
+          <w:szCs w:val="28"/>
+        </w:rPr>
+        <w:lastRenderedPageBreak/>
         <w:t>Создан журнал прогресса с тремя постами (04.02.2026, 13.03.2026, 20.04.2026), отражающими ключевые этапы работы.</w:t>
       </w:r>
     </w:p>
     <w:p>
       <w:pPr>
+        <w:pStyle w:val="a6"/>
+        <w:keepNext/>
+        <w:keepLines/>
         <w:numPr>
           <w:ilvl w:val="0"/>
-          <w:numId w:val="23"/>
+          <w:numId w:val="27"/>
         </w:numPr>
-        <w:shd w:val="clear" w:color="auto" w:fill="151517"/>
-        <w:spacing w:before="100" w:beforeAutospacing="1" w:after="0" w:line="240" w:lineRule="auto"/>
-        <w:rPr>
-          <w:rFonts w:ascii="Segoe UI" w:eastAsia="Times New Roman" w:hAnsi="Segoe UI" w:cs="Segoe UI"/>
-          <w:color w:val="F9FAFB"/>
-          <w:sz w:val="24"/>
-          <w:szCs w:val="24"/>
-        </w:rPr>
-      </w:pPr>
-      <w:r>
-        <w:rPr>
-          <w:rFonts w:ascii="Segoe UI" w:eastAsia="Times New Roman" w:hAnsi="Segoe UI" w:cs="Segoe UI"/>
-          <w:color w:val="F9FAFB"/>
-          <w:sz w:val="24"/>
-          <w:szCs w:val="24"/>
+        <w:pBdr>
+          <w:top w:val="nil"/>
+          <w:left w:val="nil"/>
+          <w:bottom w:val="nil"/>
+          <w:right w:val="nil"/>
+          <w:between w:val="nil"/>
+        </w:pBdr>
+        <w:spacing w:after="0" w:line="360" w:lineRule="auto"/>
+        <w:ind w:left="0"/>
+        <w:rPr>
+          <w:rFonts w:ascii="Times New Roman" w:eastAsia="Times New Roman" w:hAnsi="Times New Roman" w:cs="Times New Roman"/>
+          <w:color w:val="000000"/>
+          <w:sz w:val="28"/>
+          <w:szCs w:val="28"/>
+        </w:rPr>
+      </w:pPr>
+      <w:r>
+        <w:rPr>
+          <w:rFonts w:ascii="Times New Roman" w:eastAsia="Times New Roman" w:hAnsi="Times New Roman" w:cs="Times New Roman"/>
+          <w:color w:val="000000"/>
+          <w:sz w:val="28"/>
+          <w:szCs w:val="28"/>
         </w:rPr>
         <w:t xml:space="preserve">На страницу «Ресурсы» добавлены ссылки на документацию по </w:t>
       </w:r>
       <w:proofErr w:type="spellStart"/>
       <w:r>
         <w:rPr>
-          <w:rFonts w:ascii="Segoe UI" w:eastAsia="Times New Roman" w:hAnsi="Segoe UI" w:cs="Segoe UI"/>
-          <w:color w:val="F9FAFB"/>
-          <w:sz w:val="24"/>
-          <w:szCs w:val="24"/>
+          <w:rFonts w:ascii="Times New Roman" w:eastAsia="Times New Roman" w:hAnsi="Times New Roman" w:cs="Times New Roman"/>
+          <w:color w:val="000000"/>
+          <w:sz w:val="28"/>
+          <w:szCs w:val="28"/>
         </w:rPr>
         <w:t>Git</w:t>
       </w:r>
       <w:proofErr w:type="spellEnd"/>
       <w:r>
         <w:rPr>
-          <w:rFonts w:ascii="Segoe UI" w:eastAsia="Times New Roman" w:hAnsi="Segoe UI" w:cs="Segoe UI"/>
-          <w:color w:val="F9FAFB"/>
-          <w:sz w:val="24"/>
-          <w:szCs w:val="24"/>
+          <w:rFonts w:ascii="Times New Roman" w:eastAsia="Times New Roman" w:hAnsi="Times New Roman" w:cs="Times New Roman"/>
+          <w:color w:val="000000"/>
+          <w:sz w:val="28"/>
+          <w:szCs w:val="28"/>
         </w:rPr>
         <w:t xml:space="preserve">, </w:t>
       </w:r>
       <w:proofErr w:type="spellStart"/>
       <w:r>
         <w:rPr>
-          <w:rFonts w:ascii="Segoe UI" w:eastAsia="Times New Roman" w:hAnsi="Segoe UI" w:cs="Segoe UI"/>
-          <w:color w:val="F9FAFB"/>
-          <w:sz w:val="24"/>
-          <w:szCs w:val="24"/>
+          <w:rFonts w:ascii="Times New Roman" w:eastAsia="Times New Roman" w:hAnsi="Times New Roman" w:cs="Times New Roman"/>
+          <w:color w:val="000000"/>
+          <w:sz w:val="28"/>
+          <w:szCs w:val="28"/>
         </w:rPr>
         <w:t>Markdown</w:t>
       </w:r>
       <w:proofErr w:type="spellEnd"/>
       <w:r>
         <w:rPr>
-          <w:rFonts w:ascii="Segoe UI" w:eastAsia="Times New Roman" w:hAnsi="Segoe UI" w:cs="Segoe UI"/>
-          <w:color w:val="F9FAFB"/>
-          <w:sz w:val="24"/>
-          <w:szCs w:val="24"/>
+          <w:rFonts w:ascii="Times New Roman" w:eastAsia="Times New Roman" w:hAnsi="Times New Roman" w:cs="Times New Roman"/>
+          <w:color w:val="000000"/>
+          <w:sz w:val="28"/>
+          <w:szCs w:val="28"/>
         </w:rPr>
         <w:t>, HTML/CSS, а также на сайт организации-партнёра.</w:t>
       </w:r>
     </w:p>
     <w:p>
       <w:pPr>
+        <w:pStyle w:val="a6"/>
+        <w:keepNext/>
+        <w:keepLines/>
         <w:numPr>
           <w:ilvl w:val="0"/>
-          <w:numId w:val="23"/>
+          <w:numId w:val="27"/>
         </w:numPr>
-        <w:shd w:val="clear" w:color="auto" w:fill="151517"/>
-        <w:spacing w:before="100" w:beforeAutospacing="1" w:after="0" w:line="240" w:lineRule="auto"/>
-        <w:rPr>
-          <w:rFonts w:ascii="Segoe UI" w:eastAsia="Times New Roman" w:hAnsi="Segoe UI" w:cs="Segoe UI"/>
-          <w:color w:val="F9FAFB"/>
-          <w:sz w:val="24"/>
-          <w:szCs w:val="24"/>
-        </w:rPr>
-      </w:pPr>
-      <w:r>
-        <w:rPr>
-          <w:rFonts w:ascii="Segoe UI" w:eastAsia="Times New Roman" w:hAnsi="Segoe UI" w:cs="Segoe UI"/>
-          <w:color w:val="F9FAFB"/>
-          <w:sz w:val="24"/>
-          <w:szCs w:val="24"/>
+        <w:pBdr>
+          <w:top w:val="nil"/>
+          <w:left w:val="nil"/>
+          <w:bottom w:val="nil"/>
+          <w:right w:val="nil"/>
+          <w:between w:val="nil"/>
+        </w:pBdr>
+        <w:spacing w:after="0" w:line="360" w:lineRule="auto"/>
+        <w:ind w:left="0"/>
+        <w:rPr>
+          <w:rFonts w:ascii="Times New Roman" w:eastAsia="Times New Roman" w:hAnsi="Times New Roman" w:cs="Times New Roman"/>
+          <w:color w:val="000000"/>
+          <w:sz w:val="28"/>
+          <w:szCs w:val="28"/>
+        </w:rPr>
+      </w:pPr>
+      <w:r>
+        <w:rPr>
+          <w:rFonts w:ascii="Times New Roman" w:eastAsia="Times New Roman" w:hAnsi="Times New Roman" w:cs="Times New Roman"/>
+          <w:color w:val="000000"/>
+          <w:sz w:val="28"/>
+          <w:szCs w:val="28"/>
         </w:rPr>
         <w:t>В раздел «Участники» внесено описание личного вклада (при групповой работе – указать всех, при индивидуальной – только себя).</w:t>
       </w:r>
     </w:p>
     <w:p>
       <w:pPr>
+        <w:pStyle w:val="a6"/>
+        <w:keepNext/>
+        <w:keepLines/>
         <w:numPr>
           <w:ilvl w:val="0"/>
-          <w:numId w:val="23"/>
+          <w:numId w:val="27"/>
         </w:numPr>
-        <w:shd w:val="clear" w:color="auto" w:fill="151517"/>
-        <w:spacing w:before="100" w:beforeAutospacing="1" w:after="0" w:line="240" w:lineRule="auto"/>
-        <w:rPr>
-          <w:rFonts w:ascii="Segoe UI" w:eastAsia="Times New Roman" w:hAnsi="Segoe UI" w:cs="Segoe UI"/>
-          <w:color w:val="F9FAFB"/>
-          <w:sz w:val="24"/>
-          <w:szCs w:val="24"/>
-        </w:rPr>
-      </w:pPr>
-      <w:r>
-        <w:rPr>
-          <w:rFonts w:ascii="Segoe UI" w:eastAsia="Times New Roman" w:hAnsi="Segoe UI" w:cs="Segoe UI"/>
-          <w:color w:val="F9FAFB"/>
-          <w:sz w:val="24"/>
-          <w:szCs w:val="24"/>
+        <w:pBdr>
+          <w:top w:val="nil"/>
+          <w:left w:val="nil"/>
+          <w:bottom w:val="nil"/>
+          <w:right w:val="nil"/>
+          <w:between w:val="nil"/>
+        </w:pBdr>
+        <w:spacing w:after="0" w:line="360" w:lineRule="auto"/>
+        <w:ind w:left="0"/>
+        <w:rPr>
+          <w:rFonts w:ascii="Times New Roman" w:eastAsia="Times New Roman" w:hAnsi="Times New Roman" w:cs="Times New Roman"/>
+          <w:color w:val="000000"/>
+          <w:sz w:val="28"/>
+          <w:szCs w:val="28"/>
+        </w:rPr>
+      </w:pPr>
+      <w:r>
+        <w:rPr>
+          <w:rFonts w:ascii="Times New Roman" w:eastAsia="Times New Roman" w:hAnsi="Times New Roman" w:cs="Times New Roman"/>
+          <w:color w:val="000000"/>
+          <w:sz w:val="28"/>
+          <w:szCs w:val="28"/>
         </w:rPr>
         <w:t>Создан журнал прогресса с тремя постами (04.02.2026, 13.03.2026, 20.04.2026), отражающими ключевые этапы работы.</w:t>
       </w:r>
     </w:p>
     <w:p>
       <w:pPr>
+        <w:pStyle w:val="a6"/>
+        <w:keepNext/>
+        <w:keepLines/>
         <w:numPr>
           <w:ilvl w:val="0"/>
-          <w:numId w:val="23"/>
+          <w:numId w:val="27"/>
         </w:numPr>
-        <w:shd w:val="clear" w:color="auto" w:fill="151517"/>
-        <w:spacing w:before="100" w:beforeAutospacing="1" w:after="0" w:line="240" w:lineRule="auto"/>
-        <w:rPr>
-          <w:rFonts w:ascii="Segoe UI" w:eastAsia="Times New Roman" w:hAnsi="Segoe UI" w:cs="Segoe UI"/>
-          <w:color w:val="F9FAFB"/>
-          <w:sz w:val="24"/>
-          <w:szCs w:val="24"/>
-        </w:rPr>
-      </w:pPr>
-      <w:r>
-        <w:rPr>
-          <w:rFonts w:ascii="Segoe UI" w:eastAsia="Times New Roman" w:hAnsi="Segoe UI" w:cs="Segoe UI"/>
-          <w:color w:val="F9FAFB"/>
-          <w:sz w:val="24"/>
-          <w:szCs w:val="24"/>
+        <w:pBdr>
+          <w:top w:val="nil"/>
+          <w:left w:val="nil"/>
+          <w:bottom w:val="nil"/>
+          <w:right w:val="nil"/>
+          <w:between w:val="nil"/>
+        </w:pBdr>
+        <w:spacing w:after="0" w:line="360" w:lineRule="auto"/>
+        <w:ind w:left="0"/>
+        <w:rPr>
+          <w:rFonts w:ascii="Times New Roman" w:eastAsia="Times New Roman" w:hAnsi="Times New Roman" w:cs="Times New Roman"/>
+          <w:color w:val="000000"/>
+          <w:sz w:val="28"/>
+          <w:szCs w:val="28"/>
+        </w:rPr>
+      </w:pPr>
+      <w:r>
+        <w:rPr>
+          <w:rFonts w:ascii="Times New Roman" w:eastAsia="Times New Roman" w:hAnsi="Times New Roman" w:cs="Times New Roman"/>
+          <w:color w:val="000000"/>
+          <w:sz w:val="28"/>
+          <w:szCs w:val="28"/>
         </w:rPr>
         <w:t xml:space="preserve">На страницу «Ресурсы» добавлены ссылки на документацию по </w:t>
       </w:r>
       <w:proofErr w:type="spellStart"/>
       <w:r>
         <w:rPr>
-          <w:rFonts w:ascii="Segoe UI" w:eastAsia="Times New Roman" w:hAnsi="Segoe UI" w:cs="Segoe UI"/>
-          <w:color w:val="F9FAFB"/>
-          <w:sz w:val="24"/>
-          <w:szCs w:val="24"/>
+          <w:rFonts w:ascii="Times New Roman" w:eastAsia="Times New Roman" w:hAnsi="Times New Roman" w:cs="Times New Roman"/>
+          <w:color w:val="000000"/>
+          <w:sz w:val="28"/>
+          <w:szCs w:val="28"/>
         </w:rPr>
         <w:t>Git</w:t>
       </w:r>
       <w:proofErr w:type="spellEnd"/>
       <w:r>
         <w:rPr>
-          <w:rFonts w:ascii="Segoe UI" w:eastAsia="Times New Roman" w:hAnsi="Segoe UI" w:cs="Segoe UI"/>
-          <w:color w:val="F9FAFB"/>
-          <w:sz w:val="24"/>
-          <w:szCs w:val="24"/>
+          <w:rFonts w:ascii="Times New Roman" w:eastAsia="Times New Roman" w:hAnsi="Times New Roman" w:cs="Times New Roman"/>
+          <w:color w:val="000000"/>
+          <w:sz w:val="28"/>
+          <w:szCs w:val="28"/>
         </w:rPr>
         <w:t xml:space="preserve">, </w:t>
       </w:r>
       <w:proofErr w:type="spellStart"/>
       <w:r>
         <w:rPr>
-          <w:rFonts w:ascii="Segoe UI" w:eastAsia="Times New Roman" w:hAnsi="Segoe UI" w:cs="Segoe UI"/>
-          <w:color w:val="F9FAFB"/>
-          <w:sz w:val="24"/>
-          <w:szCs w:val="24"/>
+          <w:rFonts w:ascii="Times New Roman" w:eastAsia="Times New Roman" w:hAnsi="Times New Roman" w:cs="Times New Roman"/>
+          <w:color w:val="000000"/>
+          <w:sz w:val="28"/>
+          <w:szCs w:val="28"/>
         </w:rPr>
         <w:t>Markdown</w:t>
       </w:r>
       <w:proofErr w:type="spellEnd"/>
       <w:r>
         <w:rPr>
-          <w:rFonts w:ascii="Segoe UI" w:eastAsia="Times New Roman" w:hAnsi="Segoe UI" w:cs="Segoe UI"/>
-          <w:color w:val="F9FAFB"/>
-          <w:sz w:val="24"/>
-          <w:szCs w:val="24"/>
+          <w:rFonts w:ascii="Times New Roman" w:eastAsia="Times New Roman" w:hAnsi="Times New Roman" w:cs="Times New Roman"/>
+          <w:color w:val="000000"/>
+          <w:sz w:val="28"/>
+          <w:szCs w:val="28"/>
         </w:rPr>
         <w:t>, HTML/CSS, а также на сайт организации-партнёра.</w:t>
       </w:r>
     </w:p>
     <w:p>
       <w:pPr>
+        <w:pStyle w:val="a6"/>
+        <w:keepNext/>
+        <w:keepLines/>
         <w:numPr>
           <w:ilvl w:val="0"/>
-          <w:numId w:val="23"/>
+          <w:numId w:val="27"/>
         </w:numPr>
-        <w:shd w:val="clear" w:color="auto" w:fill="151517"/>
-        <w:spacing w:before="100" w:beforeAutospacing="1" w:after="0" w:line="240" w:lineRule="auto"/>
-        <w:rPr>
-          <w:rFonts w:ascii="Segoe UI" w:eastAsia="Times New Roman" w:hAnsi="Segoe UI" w:cs="Segoe UI"/>
-          <w:color w:val="F9FAFB"/>
-          <w:sz w:val="24"/>
-          <w:szCs w:val="24"/>
-        </w:rPr>
-      </w:pPr>
-      <w:r>
-        <w:rPr>
-          <w:rFonts w:ascii="Segoe UI" w:eastAsia="Times New Roman" w:hAnsi="Segoe UI" w:cs="Segoe UI"/>
-          <w:color w:val="F9FAFB"/>
-          <w:sz w:val="24"/>
-          <w:szCs w:val="24"/>
+        <w:pBdr>
+          <w:top w:val="nil"/>
+          <w:left w:val="nil"/>
+          <w:bottom w:val="nil"/>
+          <w:right w:val="nil"/>
+          <w:between w:val="nil"/>
+        </w:pBdr>
+        <w:spacing w:after="0" w:line="360" w:lineRule="auto"/>
+        <w:ind w:left="0"/>
+        <w:rPr>
+          <w:rFonts w:ascii="Times New Roman" w:eastAsia="Times New Roman" w:hAnsi="Times New Roman" w:cs="Times New Roman"/>
+          <w:color w:val="000000"/>
+          <w:sz w:val="28"/>
+          <w:szCs w:val="28"/>
+        </w:rPr>
+      </w:pPr>
+      <w:r>
+        <w:rPr>
+          <w:rFonts w:ascii="Times New Roman" w:eastAsia="Times New Roman" w:hAnsi="Times New Roman" w:cs="Times New Roman"/>
+          <w:color w:val="000000"/>
+          <w:sz w:val="28"/>
+          <w:szCs w:val="28"/>
+        </w:rPr>
+        <w:t>В раздел «Участники» внесено описание личного вклада (при групповой работе – указать всех, при индивидуальной – только себя</w:t>
+      </w:r>
+      <w:proofErr w:type="gramStart"/>
+      <w:r>
+        <w:rPr>
+          <w:rFonts w:ascii="Times New Roman" w:eastAsia="Times New Roman" w:hAnsi="Times New Roman" w:cs="Times New Roman"/>
+          <w:color w:val="000000"/>
+          <w:sz w:val="28"/>
+          <w:szCs w:val="28"/>
+        </w:rPr>
+        <w:t>).</w:t>
+      </w:r>
+      <w:r>
+        <w:rPr>
+          <w:rFonts w:ascii="Times New Roman" w:eastAsia="Times New Roman" w:hAnsi="Times New Roman" w:cs="Times New Roman"/>
+          <w:color w:val="000000"/>
+          <w:sz w:val="28"/>
+          <w:szCs w:val="28"/>
+        </w:rPr>
+        <w:t>Создан</w:t>
+      </w:r>
+      <w:proofErr w:type="gramEnd"/>
+      <w:r>
+        <w:rPr>
+          <w:rFonts w:ascii="Times New Roman" w:eastAsia="Times New Roman" w:hAnsi="Times New Roman" w:cs="Times New Roman"/>
+          <w:color w:val="000000"/>
+          <w:sz w:val="28"/>
+          <w:szCs w:val="28"/>
+        </w:rPr>
+        <w:t xml:space="preserve"> журнал прогресса с тремя постами (04.02.2026, 13.03.2026, 20.04.2026), отражающими ключевые этапы работы.</w:t>
+      </w:r>
+    </w:p>
+    <w:p>
+      <w:pPr>
+        <w:pStyle w:val="a6"/>
+        <w:keepNext/>
+        <w:keepLines/>
+        <w:pBdr>
+          <w:top w:val="nil"/>
+          <w:left w:val="nil"/>
+          <w:bottom w:val="nil"/>
+          <w:right w:val="nil"/>
+          <w:between w:val="nil"/>
+        </w:pBdr>
+        <w:spacing w:after="0" w:line="360" w:lineRule="auto"/>
+        <w:rPr>
+          <w:rFonts w:ascii="Times New Roman" w:eastAsia="Times New Roman" w:hAnsi="Times New Roman" w:cs="Times New Roman"/>
+          <w:color w:val="000000"/>
+          <w:sz w:val="28"/>
+          <w:szCs w:val="28"/>
+        </w:rPr>
+      </w:pPr>
+    </w:p>
+    <w:p>
+      <w:pPr>
+        <w:pStyle w:val="a6"/>
+        <w:keepNext/>
+        <w:keepLines/>
+        <w:pBdr>
+          <w:top w:val="nil"/>
+          <w:left w:val="nil"/>
+          <w:bottom w:val="nil"/>
+          <w:right w:val="nil"/>
+          <w:between w:val="nil"/>
+        </w:pBdr>
+        <w:spacing w:after="0" w:line="360" w:lineRule="auto"/>
+        <w:rPr>
+          <w:rFonts w:ascii="Times New Roman" w:eastAsia="Times New Roman" w:hAnsi="Times New Roman" w:cs="Times New Roman"/>
+          <w:color w:val="000000"/>
+          <w:sz w:val="28"/>
+          <w:szCs w:val="28"/>
+        </w:rPr>
+      </w:pPr>
+      <w:r>
+        <w:rPr>
+          <w:rFonts w:ascii="Times New Roman" w:eastAsia="Times New Roman" w:hAnsi="Times New Roman" w:cs="Times New Roman"/>
+          <w:color w:val="000000"/>
+          <w:sz w:val="28"/>
+          <w:szCs w:val="28"/>
+        </w:rPr>
+        <w:t xml:space="preserve">На страницу «Ресурсы» добавлены ссылки на документацию по </w:t>
+      </w:r>
+      <w:proofErr w:type="spellStart"/>
+      <w:r>
+        <w:rPr>
+          <w:rFonts w:ascii="Times New Roman" w:eastAsia="Times New Roman" w:hAnsi="Times New Roman" w:cs="Times New Roman"/>
+          <w:color w:val="000000"/>
+          <w:sz w:val="28"/>
+          <w:szCs w:val="28"/>
+        </w:rPr>
+        <w:t>Git</w:t>
+      </w:r>
+      <w:proofErr w:type="spellEnd"/>
+      <w:r>
+        <w:rPr>
+          <w:rFonts w:ascii="Times New Roman" w:eastAsia="Times New Roman" w:hAnsi="Times New Roman" w:cs="Times New Roman"/>
+          <w:color w:val="000000"/>
+          <w:sz w:val="28"/>
+          <w:szCs w:val="28"/>
+        </w:rPr>
+        <w:t xml:space="preserve">, </w:t>
+      </w:r>
+      <w:proofErr w:type="spellStart"/>
+      <w:r>
+        <w:rPr>
+          <w:rFonts w:ascii="Times New Roman" w:eastAsia="Times New Roman" w:hAnsi="Times New Roman" w:cs="Times New Roman"/>
+          <w:color w:val="000000"/>
+          <w:sz w:val="28"/>
+          <w:szCs w:val="28"/>
+        </w:rPr>
+        <w:t>Markdown</w:t>
+      </w:r>
+      <w:proofErr w:type="spellEnd"/>
+      <w:r>
+        <w:rPr>
+          <w:rFonts w:ascii="Times New Roman" w:eastAsia="Times New Roman" w:hAnsi="Times New Roman" w:cs="Times New Roman"/>
+          <w:color w:val="000000"/>
+          <w:sz w:val="28"/>
+          <w:szCs w:val="28"/>
+        </w:rPr>
+        <w:t>, HTML/CSS, а также на сайт организации-партнёра.</w:t>
+      </w:r>
+    </w:p>
+    <w:p>
+      <w:pPr>
+        <w:pStyle w:val="a6"/>
+        <w:keepNext/>
+        <w:keepLines/>
+        <w:pBdr>
+          <w:top w:val="nil"/>
+          <w:left w:val="nil"/>
+          <w:bottom w:val="nil"/>
+          <w:right w:val="nil"/>
+          <w:between w:val="nil"/>
+        </w:pBdr>
+        <w:spacing w:after="0" w:line="360" w:lineRule="auto"/>
+        <w:rPr>
+          <w:rFonts w:ascii="Times New Roman" w:eastAsia="Times New Roman" w:hAnsi="Times New Roman" w:cs="Times New Roman"/>
+          <w:color w:val="000000"/>
+          <w:sz w:val="28"/>
+          <w:szCs w:val="28"/>
+        </w:rPr>
+      </w:pPr>
+    </w:p>
+    <w:p>
+      <w:pPr>
+        <w:pStyle w:val="a6"/>
+        <w:keepNext/>
+        <w:keepLines/>
+        <w:pBdr>
+          <w:top w:val="nil"/>
+          <w:left w:val="nil"/>
+          <w:bottom w:val="nil"/>
+          <w:right w:val="nil"/>
+          <w:between w:val="nil"/>
+        </w:pBdr>
+        <w:spacing w:after="0" w:line="360" w:lineRule="auto"/>
+        <w:rPr>
+          <w:rFonts w:ascii="Times New Roman" w:eastAsia="Times New Roman" w:hAnsi="Times New Roman" w:cs="Times New Roman"/>
+          <w:color w:val="000000"/>
+          <w:sz w:val="28"/>
+          <w:szCs w:val="28"/>
+        </w:rPr>
+      </w:pPr>
+      <w:r>
+        <w:rPr>
+          <w:rFonts w:ascii="Times New Roman" w:eastAsia="Times New Roman" w:hAnsi="Times New Roman" w:cs="Times New Roman"/>
+          <w:color w:val="000000"/>
+          <w:sz w:val="28"/>
+          <w:szCs w:val="28"/>
         </w:rPr>
         <w:t>В раздел «Участники» внесено описание личного вклада (при групповой работе – указать всех, при индивидуальной – только себя).</w:t>
       </w:r>
     </w:p>
     <w:p>
       <w:pPr>
-        <w:pStyle w:val="a6"/>
-        <w:keepNext/>
-        <w:keepLines/>
-        <w:pBdr>
-          <w:top w:val="nil"/>
-          <w:left w:val="nil"/>
-          <w:bottom w:val="nil"/>
-          <w:right w:val="nil"/>
-          <w:between w:val="nil"/>
-        </w:pBdr>
-        <w:spacing w:after="0" w:line="360" w:lineRule="auto"/>
-        <w:rPr>
-          <w:rFonts w:ascii="Times New Roman" w:eastAsia="Times New Roman" w:hAnsi="Times New Roman" w:cs="Times New Roman"/>
-          <w:color w:val="000000"/>
-          <w:sz w:val="28"/>
-          <w:szCs w:val="28"/>
-        </w:rPr>
-      </w:pPr>
-      <w:r>
-        <w:rPr>
-          <w:rFonts w:ascii="Times New Roman" w:eastAsia="Times New Roman" w:hAnsi="Times New Roman" w:cs="Times New Roman"/>
-          <w:color w:val="000000"/>
-          <w:sz w:val="28"/>
-          <w:szCs w:val="28"/>
-        </w:rPr>
-        <w:lastRenderedPageBreak/>
-        <w:t>Создан журнал прогресса с тремя постами (04.02.2026, 13.03.2026, 20.04.2026), отражающими ключевые этапы работы.</w:t>
-      </w:r>
-    </w:p>
-    <w:p>
-      <w:pPr>
-        <w:pStyle w:val="a6"/>
-        <w:keepNext/>
-        <w:keepLines/>
-        <w:pBdr>
-          <w:top w:val="nil"/>
-          <w:left w:val="nil"/>
-          <w:bottom w:val="nil"/>
-          <w:right w:val="nil"/>
-          <w:between w:val="nil"/>
-        </w:pBdr>
-        <w:spacing w:after="0" w:line="360" w:lineRule="auto"/>
-        <w:rPr>
-          <w:rFonts w:ascii="Times New Roman" w:eastAsia="Times New Roman" w:hAnsi="Times New Roman" w:cs="Times New Roman"/>
-          <w:color w:val="000000"/>
-          <w:sz w:val="28"/>
-          <w:szCs w:val="28"/>
-        </w:rPr>
-      </w:pPr>
-    </w:p>
-    <w:p>
-      <w:pPr>
-        <w:pStyle w:val="a6"/>
-        <w:keepNext/>
-        <w:keepLines/>
-        <w:pBdr>
-          <w:top w:val="nil"/>
-          <w:left w:val="nil"/>
-          <w:bottom w:val="nil"/>
-          <w:right w:val="nil"/>
-          <w:between w:val="nil"/>
-        </w:pBdr>
-        <w:spacing w:after="0" w:line="360" w:lineRule="auto"/>
-        <w:rPr>
-          <w:rFonts w:ascii="Times New Roman" w:eastAsia="Times New Roman" w:hAnsi="Times New Roman" w:cs="Times New Roman"/>
-          <w:color w:val="000000"/>
-          <w:sz w:val="28"/>
-          <w:szCs w:val="28"/>
-        </w:rPr>
-      </w:pPr>
-      <w:r>
-        <w:rPr>
-          <w:rFonts w:ascii="Times New Roman" w:eastAsia="Times New Roman" w:hAnsi="Times New Roman" w:cs="Times New Roman"/>
-          <w:color w:val="000000"/>
-          <w:sz w:val="28"/>
-          <w:szCs w:val="28"/>
-        </w:rPr>
-        <w:t xml:space="preserve">На страницу «Ресурсы» добавлены ссылки на документацию по </w:t>
+        <w:keepNext/>
+        <w:keepLines/>
+        <w:pBdr>
+          <w:top w:val="nil"/>
+          <w:left w:val="nil"/>
+          <w:bottom w:val="nil"/>
+          <w:right w:val="nil"/>
+          <w:between w:val="nil"/>
+        </w:pBdr>
+        <w:spacing w:after="0" w:line="360" w:lineRule="auto"/>
+        <w:rPr>
+          <w:rFonts w:ascii="Times New Roman" w:eastAsia="Times New Roman" w:hAnsi="Times New Roman" w:cs="Times New Roman"/>
+          <w:color w:val="000000"/>
+          <w:sz w:val="28"/>
+          <w:szCs w:val="28"/>
+        </w:rPr>
+      </w:pPr>
+    </w:p>
+    <w:p>
+      <w:pPr>
+        <w:keepNext/>
+        <w:keepLines/>
+        <w:pBdr>
+          <w:top w:val="nil"/>
+          <w:left w:val="nil"/>
+          <w:bottom w:val="nil"/>
+          <w:right w:val="nil"/>
+          <w:between w:val="nil"/>
+        </w:pBdr>
+        <w:spacing w:after="0" w:line="360" w:lineRule="auto"/>
+        <w:rPr>
+          <w:rFonts w:ascii="Times New Roman" w:eastAsia="Times New Roman" w:hAnsi="Times New Roman" w:cs="Times New Roman"/>
+          <w:i/>
+          <w:color w:val="000000"/>
+          <w:sz w:val="28"/>
+          <w:szCs w:val="28"/>
+        </w:rPr>
+      </w:pPr>
+      <w:r>
+        <w:rPr>
+          <w:rFonts w:ascii="Times New Roman" w:eastAsia="Times New Roman" w:hAnsi="Times New Roman" w:cs="Times New Roman"/>
+          <w:color w:val="000000"/>
+          <w:sz w:val="28"/>
+          <w:szCs w:val="28"/>
+        </w:rPr>
+        <w:t xml:space="preserve">ЗАКЛЮЧЕНИЕ </w:t>
+      </w:r>
+      <w:r>
+        <w:rPr>
+          <w:rFonts w:ascii="Times New Roman" w:eastAsia="Times New Roman" w:hAnsi="Times New Roman" w:cs="Times New Roman"/>
+          <w:i/>
+          <w:color w:val="000000"/>
+          <w:sz w:val="28"/>
+          <w:szCs w:val="28"/>
+        </w:rPr>
+        <w:t>(выводы о проделанной работе и оценка ценности выполненных задач для заказчика)</w:t>
+      </w:r>
+    </w:p>
+    <w:p>
+      <w:pPr>
+        <w:keepNext/>
+        <w:keepLines/>
+        <w:pBdr>
+          <w:top w:val="nil"/>
+          <w:left w:val="nil"/>
+          <w:bottom w:val="nil"/>
+          <w:right w:val="nil"/>
+          <w:between w:val="nil"/>
+        </w:pBdr>
+        <w:spacing w:after="0" w:line="360" w:lineRule="auto"/>
+        <w:rPr>
+          <w:rFonts w:ascii="Times New Roman" w:eastAsia="Times New Roman" w:hAnsi="Times New Roman" w:cs="Times New Roman"/>
+          <w:iCs/>
+          <w:color w:val="000000"/>
+          <w:sz w:val="28"/>
+          <w:szCs w:val="28"/>
+        </w:rPr>
+      </w:pPr>
+      <w:r>
+        <w:rPr>
+          <w:rFonts w:ascii="Times New Roman" w:eastAsia="Times New Roman" w:hAnsi="Times New Roman" w:cs="Times New Roman"/>
+          <w:iCs/>
+          <w:color w:val="000000"/>
+          <w:sz w:val="28"/>
+          <w:szCs w:val="28"/>
+        </w:rPr>
+        <w:t>В ходе прохождения проектной (учебной) практики мною была полностью выполнена программа работ.</w:t>
+      </w:r>
+    </w:p>
+    <w:p>
+      <w:pPr>
+        <w:keepNext/>
+        <w:keepLines/>
+        <w:pBdr>
+          <w:top w:val="nil"/>
+          <w:left w:val="nil"/>
+          <w:bottom w:val="nil"/>
+          <w:right w:val="nil"/>
+          <w:between w:val="nil"/>
+        </w:pBdr>
+        <w:spacing w:after="0" w:line="360" w:lineRule="auto"/>
+        <w:rPr>
+          <w:rFonts w:ascii="Times New Roman" w:eastAsia="Times New Roman" w:hAnsi="Times New Roman" w:cs="Times New Roman"/>
+          <w:iCs/>
+          <w:color w:val="000000"/>
+          <w:sz w:val="28"/>
+          <w:szCs w:val="28"/>
+        </w:rPr>
+      </w:pPr>
+    </w:p>
+    <w:p>
+      <w:pPr>
+        <w:keepNext/>
+        <w:keepLines/>
+        <w:pBdr>
+          <w:top w:val="nil"/>
+          <w:left w:val="nil"/>
+          <w:bottom w:val="nil"/>
+          <w:right w:val="nil"/>
+          <w:between w:val="nil"/>
+        </w:pBdr>
+        <w:spacing w:after="0" w:line="360" w:lineRule="auto"/>
+        <w:rPr>
+          <w:rFonts w:ascii="Times New Roman" w:eastAsia="Times New Roman" w:hAnsi="Times New Roman" w:cs="Times New Roman"/>
+          <w:iCs/>
+          <w:color w:val="000000"/>
+          <w:sz w:val="28"/>
+          <w:szCs w:val="28"/>
+        </w:rPr>
+      </w:pPr>
+      <w:r>
+        <w:rPr>
+          <w:rFonts w:ascii="Times New Roman" w:eastAsia="Times New Roman" w:hAnsi="Times New Roman" w:cs="Times New Roman"/>
+          <w:iCs/>
+          <w:color w:val="000000"/>
+          <w:sz w:val="28"/>
+          <w:szCs w:val="28"/>
+        </w:rPr>
+        <w:t>Основные выводы:</w:t>
+      </w:r>
+    </w:p>
+    <w:p>
+      <w:pPr>
+        <w:keepNext/>
+        <w:keepLines/>
+        <w:pBdr>
+          <w:top w:val="nil"/>
+          <w:left w:val="nil"/>
+          <w:bottom w:val="nil"/>
+          <w:right w:val="nil"/>
+          <w:between w:val="nil"/>
+        </w:pBdr>
+        <w:spacing w:after="0" w:line="360" w:lineRule="auto"/>
+        <w:rPr>
+          <w:rFonts w:ascii="Times New Roman" w:eastAsia="Times New Roman" w:hAnsi="Times New Roman" w:cs="Times New Roman"/>
+          <w:iCs/>
+          <w:color w:val="000000"/>
+          <w:sz w:val="28"/>
+          <w:szCs w:val="28"/>
+        </w:rPr>
+      </w:pPr>
+    </w:p>
+    <w:p>
+      <w:pPr>
+        <w:keepNext/>
+        <w:keepLines/>
+        <w:pBdr>
+          <w:top w:val="nil"/>
+          <w:left w:val="nil"/>
+          <w:bottom w:val="nil"/>
+          <w:right w:val="nil"/>
+          <w:between w:val="nil"/>
+        </w:pBdr>
+        <w:spacing w:after="0" w:line="360" w:lineRule="auto"/>
+        <w:rPr>
+          <w:rFonts w:ascii="Times New Roman" w:eastAsia="Times New Roman" w:hAnsi="Times New Roman" w:cs="Times New Roman"/>
+          <w:iCs/>
+          <w:color w:val="000000"/>
+          <w:sz w:val="28"/>
+          <w:szCs w:val="28"/>
+        </w:rPr>
+      </w:pPr>
+      <w:r>
+        <w:rPr>
+          <w:rFonts w:ascii="Times New Roman" w:eastAsia="Times New Roman" w:hAnsi="Times New Roman" w:cs="Times New Roman"/>
+          <w:iCs/>
+          <w:color w:val="000000"/>
+          <w:sz w:val="28"/>
+          <w:szCs w:val="28"/>
+        </w:rPr>
+        <w:t xml:space="preserve">Освоены базовые навыки работы с </w:t>
       </w:r>
       <w:proofErr w:type="spellStart"/>
       <w:r>
         <w:rPr>
           <w:rFonts w:ascii="Times New Roman" w:eastAsia="Times New Roman" w:hAnsi="Times New Roman" w:cs="Times New Roman"/>
+          <w:iCs/>
           <w:color w:val="000000"/>
           <w:sz w:val="28"/>
           <w:szCs w:val="28"/>
@@ -3345,16 +3646,114 @@
       <w:r>
         <w:rPr>
           <w:rFonts w:ascii="Times New Roman" w:eastAsia="Times New Roman" w:hAnsi="Times New Roman" w:cs="Times New Roman"/>
-          <w:color w:val="000000"/>
-          <w:sz w:val="28"/>
-          <w:szCs w:val="28"/>
-        </w:rPr>
-        <w:t xml:space="preserve">, </w:t>
+          <w:iCs/>
+          <w:color w:val="000000"/>
+          <w:sz w:val="28"/>
+          <w:szCs w:val="28"/>
+        </w:rPr>
+        <w:t xml:space="preserve"> (клонирование, коммиты, </w:t>
       </w:r>
       <w:proofErr w:type="spellStart"/>
       <w:r>
         <w:rPr>
           <w:rFonts w:ascii="Times New Roman" w:eastAsia="Times New Roman" w:hAnsi="Times New Roman" w:cs="Times New Roman"/>
+          <w:iCs/>
+          <w:color w:val="000000"/>
+          <w:sz w:val="28"/>
+          <w:szCs w:val="28"/>
+        </w:rPr>
+        <w:t>пуш</w:t>
+      </w:r>
+      <w:proofErr w:type="spellEnd"/>
+      <w:r>
+        <w:rPr>
+          <w:rFonts w:ascii="Times New Roman" w:eastAsia="Times New Roman" w:hAnsi="Times New Roman" w:cs="Times New Roman"/>
+          <w:iCs/>
+          <w:color w:val="000000"/>
+          <w:sz w:val="28"/>
+          <w:szCs w:val="28"/>
+        </w:rPr>
+        <w:t xml:space="preserve">, ветки), что позволило вести </w:t>
+      </w:r>
+      <w:proofErr w:type="spellStart"/>
+      <w:r>
+        <w:rPr>
+          <w:rFonts w:ascii="Times New Roman" w:eastAsia="Times New Roman" w:hAnsi="Times New Roman" w:cs="Times New Roman"/>
+          <w:iCs/>
+          <w:color w:val="000000"/>
+          <w:sz w:val="28"/>
+          <w:szCs w:val="28"/>
+        </w:rPr>
+        <w:t>версионный</w:t>
+      </w:r>
+      <w:proofErr w:type="spellEnd"/>
+      <w:r>
+        <w:rPr>
+          <w:rFonts w:ascii="Times New Roman" w:eastAsia="Times New Roman" w:hAnsi="Times New Roman" w:cs="Times New Roman"/>
+          <w:iCs/>
+          <w:color w:val="000000"/>
+          <w:sz w:val="28"/>
+          <w:szCs w:val="28"/>
+        </w:rPr>
+        <w:t xml:space="preserve"> контроль проекта и обеспечить его сохранность.</w:t>
+      </w:r>
+    </w:p>
+    <w:p>
+      <w:pPr>
+        <w:keepNext/>
+        <w:keepLines/>
+        <w:pBdr>
+          <w:top w:val="nil"/>
+          <w:left w:val="nil"/>
+          <w:bottom w:val="nil"/>
+          <w:right w:val="nil"/>
+          <w:between w:val="nil"/>
+        </w:pBdr>
+        <w:spacing w:after="0" w:line="360" w:lineRule="auto"/>
+        <w:rPr>
+          <w:rFonts w:ascii="Times New Roman" w:eastAsia="Times New Roman" w:hAnsi="Times New Roman" w:cs="Times New Roman"/>
+          <w:iCs/>
+          <w:color w:val="000000"/>
+          <w:sz w:val="28"/>
+          <w:szCs w:val="28"/>
+        </w:rPr>
+      </w:pPr>
+    </w:p>
+    <w:p>
+      <w:pPr>
+        <w:keepNext/>
+        <w:keepLines/>
+        <w:pBdr>
+          <w:top w:val="nil"/>
+          <w:left w:val="nil"/>
+          <w:bottom w:val="nil"/>
+          <w:right w:val="nil"/>
+          <w:between w:val="nil"/>
+        </w:pBdr>
+        <w:spacing w:after="0" w:line="360" w:lineRule="auto"/>
+        <w:rPr>
+          <w:rFonts w:ascii="Times New Roman" w:eastAsia="Times New Roman" w:hAnsi="Times New Roman" w:cs="Times New Roman"/>
+          <w:iCs/>
+          <w:color w:val="000000"/>
+          <w:sz w:val="28"/>
+          <w:szCs w:val="28"/>
+        </w:rPr>
+      </w:pPr>
+      <w:r>
+        <w:rPr>
+          <w:rFonts w:ascii="Times New Roman" w:eastAsia="Times New Roman" w:hAnsi="Times New Roman" w:cs="Times New Roman"/>
+          <w:iCs/>
+          <w:color w:val="000000"/>
+          <w:sz w:val="28"/>
+          <w:szCs w:val="28"/>
+        </w:rPr>
+        <w:t xml:space="preserve">Изучен синтаксис </w:t>
+      </w:r>
+      <w:proofErr w:type="spellStart"/>
+      <w:r>
+        <w:rPr>
+          <w:rFonts w:ascii="Times New Roman" w:eastAsia="Times New Roman" w:hAnsi="Times New Roman" w:cs="Times New Roman"/>
+          <w:iCs/>
           <w:color w:val="000000"/>
           <w:sz w:val="28"/>
           <w:szCs w:val="28"/>
@@ -3365,145 +3764,26 @@
       <w:r>
         <w:rPr>
           <w:rFonts w:ascii="Times New Roman" w:eastAsia="Times New Roman" w:hAnsi="Times New Roman" w:cs="Times New Roman"/>
-          <w:color w:val="000000"/>
-          <w:sz w:val="28"/>
-          <w:szCs w:val="28"/>
-        </w:rPr>
-        <w:t>, HTML/CSS, а также на сайт организации-партнёра.</w:t>
-      </w:r>
-    </w:p>
-    <w:p>
-      <w:pPr>
-        <w:pStyle w:val="a6"/>
-        <w:keepNext/>
-        <w:keepLines/>
-        <w:pBdr>
-          <w:top w:val="nil"/>
-          <w:left w:val="nil"/>
-          <w:bottom w:val="nil"/>
-          <w:right w:val="nil"/>
-          <w:between w:val="nil"/>
-        </w:pBdr>
-        <w:spacing w:after="0" w:line="360" w:lineRule="auto"/>
-        <w:rPr>
-          <w:rFonts w:ascii="Times New Roman" w:eastAsia="Times New Roman" w:hAnsi="Times New Roman" w:cs="Times New Roman"/>
-          <w:color w:val="000000"/>
-          <w:sz w:val="28"/>
-          <w:szCs w:val="28"/>
-        </w:rPr>
-      </w:pPr>
-    </w:p>
-    <w:p>
-      <w:pPr>
-        <w:pStyle w:val="a6"/>
-        <w:keepNext/>
-        <w:keepLines/>
-        <w:pBdr>
-          <w:top w:val="nil"/>
-          <w:left w:val="nil"/>
-          <w:bottom w:val="nil"/>
-          <w:right w:val="nil"/>
-          <w:between w:val="nil"/>
-        </w:pBdr>
-        <w:spacing w:after="0" w:line="360" w:lineRule="auto"/>
-        <w:rPr>
-          <w:rFonts w:ascii="Times New Roman" w:eastAsia="Times New Roman" w:hAnsi="Times New Roman" w:cs="Times New Roman"/>
-          <w:color w:val="000000"/>
-          <w:sz w:val="28"/>
-          <w:szCs w:val="28"/>
-        </w:rPr>
-      </w:pPr>
-      <w:r>
-        <w:rPr>
-          <w:rFonts w:ascii="Times New Roman" w:eastAsia="Times New Roman" w:hAnsi="Times New Roman" w:cs="Times New Roman"/>
-          <w:color w:val="000000"/>
-          <w:sz w:val="28"/>
-          <w:szCs w:val="28"/>
-        </w:rPr>
-        <w:t>В раздел «Участники» внесено описание личного вклада (при групповой работе – указать всех, при индивидуальной – только себя).</w:t>
-      </w:r>
-    </w:p>
-    <w:p>
-      <w:pPr>
-        <w:keepNext/>
-        <w:keepLines/>
-        <w:pBdr>
-          <w:top w:val="nil"/>
-          <w:left w:val="nil"/>
-          <w:bottom w:val="nil"/>
-          <w:right w:val="nil"/>
-          <w:between w:val="nil"/>
-        </w:pBdr>
-        <w:spacing w:after="0" w:line="360" w:lineRule="auto"/>
-        <w:rPr>
-          <w:rFonts w:ascii="Times New Roman" w:eastAsia="Times New Roman" w:hAnsi="Times New Roman" w:cs="Times New Roman"/>
-          <w:color w:val="000000"/>
-          <w:sz w:val="28"/>
-          <w:szCs w:val="28"/>
-        </w:rPr>
-      </w:pPr>
-    </w:p>
-    <w:p>
-      <w:pPr>
-        <w:keepNext/>
-        <w:keepLines/>
-        <w:pBdr>
-          <w:top w:val="nil"/>
-          <w:left w:val="nil"/>
-          <w:bottom w:val="nil"/>
-          <w:right w:val="nil"/>
-          <w:between w:val="nil"/>
-        </w:pBdr>
-        <w:spacing w:after="0" w:line="360" w:lineRule="auto"/>
-        <w:rPr>
-          <w:rFonts w:ascii="Times New Roman" w:eastAsia="Times New Roman" w:hAnsi="Times New Roman" w:cs="Times New Roman"/>
-          <w:i/>
-          <w:color w:val="000000"/>
-          <w:sz w:val="28"/>
-          <w:szCs w:val="28"/>
-        </w:rPr>
-      </w:pPr>
-      <w:r>
-        <w:rPr>
-          <w:rFonts w:ascii="Times New Roman" w:eastAsia="Times New Roman" w:hAnsi="Times New Roman" w:cs="Times New Roman"/>
-          <w:color w:val="000000"/>
-          <w:sz w:val="28"/>
-          <w:szCs w:val="28"/>
-        </w:rPr>
-        <w:t xml:space="preserve">ЗАКЛЮЧЕНИЕ </w:t>
-      </w:r>
-      <w:r>
-        <w:rPr>
-          <w:rFonts w:ascii="Times New Roman" w:eastAsia="Times New Roman" w:hAnsi="Times New Roman" w:cs="Times New Roman"/>
-          <w:i/>
-          <w:color w:val="000000"/>
-          <w:sz w:val="28"/>
-          <w:szCs w:val="28"/>
-        </w:rPr>
-        <w:t>(выводы о проделанной работе и оценка ценности выполненных задач для заказчика)</w:t>
-      </w:r>
-    </w:p>
-    <w:p>
-      <w:pPr>
-        <w:keepNext/>
-        <w:keepLines/>
-        <w:pBdr>
-          <w:top w:val="nil"/>
-          <w:left w:val="nil"/>
-          <w:bottom w:val="nil"/>
-          <w:right w:val="nil"/>
-          <w:between w:val="nil"/>
-        </w:pBdr>
-        <w:spacing w:after="0" w:line="360" w:lineRule="auto"/>
-        <w:rPr>
-          <w:rFonts w:ascii="Times New Roman" w:eastAsia="Times New Roman" w:hAnsi="Times New Roman" w:cs="Times New Roman"/>
           <w:iCs/>
           <w:color w:val="000000"/>
           <w:sz w:val="28"/>
           <w:szCs w:val="28"/>
         </w:rPr>
-      </w:pPr>
-      <w:r>
+        <w:t>, что упростило создание технической документации и позволило единообразно оформлять тексты.</w:t>
+      </w:r>
+    </w:p>
+    <w:p>
+      <w:pPr>
+        <w:keepNext/>
+        <w:keepLines/>
+        <w:pBdr>
+          <w:top w:val="nil"/>
+          <w:left w:val="nil"/>
+          <w:bottom w:val="nil"/>
+          <w:right w:val="nil"/>
+          <w:between w:val="nil"/>
+        </w:pBdr>
+        <w:spacing w:after="0" w:line="360" w:lineRule="auto"/>
         <w:rPr>
           <w:rFonts w:ascii="Times New Roman" w:eastAsia="Times New Roman" w:hAnsi="Times New Roman" w:cs="Times New Roman"/>
           <w:iCs/>
@@ -3511,8 +3791,7 @@
           <w:sz w:val="28"/>
           <w:szCs w:val="28"/>
         </w:rPr>
-        <w:t>В ходе прохождения проектной (учебной) практики мною была полностью выполнена программа работ.</w:t>
-      </w:r>
+      </w:pPr>
     </w:p>
     <w:p>
       <w:pPr>
@@ -3534,19 +3813,7 @@
           <w:szCs w:val="28"/>
         </w:rPr>
       </w:pPr>
-    </w:p>
-    <w:p>
-      <w:pPr>
-        <w:keepNext/>
-        <w:keepLines/>
-        <w:pBdr>
-          <w:top w:val="nil"/>
-          <w:left w:val="nil"/>
-          <w:bottom w:val="nil"/>
-          <w:right w:val="nil"/>
-          <w:between w:val="nil"/>
-        </w:pBdr>
-        <w:spacing w:after="0" w:line="360" w:lineRule="auto"/>
+      <w:r>
         <w:rPr>
           <w:rFonts w:ascii="Times New Roman" w:eastAsia="Times New Roman" w:hAnsi="Times New Roman" w:cs="Times New Roman"/>
           <w:iCs/>
@@ -3554,8 +3821,21 @@
           <w:sz w:val="28"/>
           <w:szCs w:val="28"/>
         </w:rPr>
-      </w:pPr>
-      <w:r>
+        <w:t>С нуля разработан статический веб-сайт на HTML и CSS, который наглядно представляет концепцию проекта «Филин». Сайт включает все требуемые страницы, графические элементы и видео.</w:t>
+      </w:r>
+    </w:p>
+    <w:p>
+      <w:pPr>
+        <w:keepNext/>
+        <w:keepLines/>
+        <w:pBdr>
+          <w:top w:val="nil"/>
+          <w:left w:val="nil"/>
+          <w:bottom w:val="nil"/>
+          <w:right w:val="nil"/>
+          <w:between w:val="nil"/>
+        </w:pBdr>
+        <w:spacing w:after="0" w:line="360" w:lineRule="auto"/>
         <w:rPr>
           <w:rFonts w:ascii="Times New Roman" w:eastAsia="Times New Roman" w:hAnsi="Times New Roman" w:cs="Times New Roman"/>
           <w:iCs/>
@@ -3563,8 +3843,7 @@
           <w:sz w:val="28"/>
           <w:szCs w:val="28"/>
         </w:rPr>
-        <w:t>Основные выводы:</w:t>
-      </w:r>
+      </w:pPr>
     </w:p>
     <w:p>
       <w:pPr>
@@ -3586,19 +3865,7 @@
           <w:szCs w:val="28"/>
         </w:rPr>
       </w:pPr>
-    </w:p>
-    <w:p>
-      <w:pPr>
-        <w:keepNext/>
-        <w:keepLines/>
-        <w:pBdr>
-          <w:top w:val="nil"/>
-          <w:left w:val="nil"/>
-          <w:bottom w:val="nil"/>
-          <w:right w:val="nil"/>
-          <w:between w:val="nil"/>
-        </w:pBdr>
-        <w:spacing w:after="0" w:line="360" w:lineRule="auto"/>
+      <w:r>
         <w:rPr>
           <w:rFonts w:ascii="Times New Roman" w:eastAsia="Times New Roman" w:hAnsi="Times New Roman" w:cs="Times New Roman"/>
           <w:iCs/>
@@ -3606,8 +3873,21 @@
           <w:sz w:val="28"/>
           <w:szCs w:val="28"/>
         </w:rPr>
-      </w:pPr>
-      <w:r>
+        <w:t>Налажена коммуникация с организацией-партнёром (через куратора проектной деятельности), что позволило уточнить требования и повысить практическую ценность разработки.</w:t>
+      </w:r>
+    </w:p>
+    <w:p>
+      <w:pPr>
+        <w:keepNext/>
+        <w:keepLines/>
+        <w:pBdr>
+          <w:top w:val="nil"/>
+          <w:left w:val="nil"/>
+          <w:bottom w:val="nil"/>
+          <w:right w:val="nil"/>
+          <w:between w:val="nil"/>
+        </w:pBdr>
+        <w:spacing w:after="0" w:line="360" w:lineRule="auto"/>
         <w:rPr>
           <w:rFonts w:ascii="Times New Roman" w:eastAsia="Times New Roman" w:hAnsi="Times New Roman" w:cs="Times New Roman"/>
           <w:iCs/>
@@ -3615,10 +3895,20 @@
           <w:sz w:val="28"/>
           <w:szCs w:val="28"/>
         </w:rPr>
-        <w:t xml:space="preserve">Освоены базовые навыки работы с </w:t>
-      </w:r>
-      <w:proofErr w:type="spellStart"/>
-      <w:r>
+      </w:pPr>
+    </w:p>
+    <w:p>
+      <w:pPr>
+        <w:keepNext/>
+        <w:keepLines/>
+        <w:pBdr>
+          <w:top w:val="nil"/>
+          <w:left w:val="nil"/>
+          <w:bottom w:val="nil"/>
+          <w:right w:val="nil"/>
+          <w:between w:val="nil"/>
+        </w:pBdr>
+        <w:spacing w:after="0" w:line="360" w:lineRule="auto"/>
         <w:rPr>
           <w:rFonts w:ascii="Times New Roman" w:eastAsia="Times New Roman" w:hAnsi="Times New Roman" w:cs="Times New Roman"/>
           <w:iCs/>
@@ -3626,9 +3916,7 @@
           <w:sz w:val="28"/>
           <w:szCs w:val="28"/>
         </w:rPr>
-        <w:t>Git</w:t>
-      </w:r>
-      <w:proofErr w:type="spellEnd"/>
+      </w:pPr>
       <w:r>
         <w:rPr>
           <w:rFonts w:ascii="Times New Roman" w:eastAsia="Times New Roman" w:hAnsi="Times New Roman" w:cs="Times New Roman"/>
@@ -3637,281 +3925,6 @@
           <w:sz w:val="28"/>
           <w:szCs w:val="28"/>
         </w:rPr>
-        <w:t xml:space="preserve"> (клонирование, коммиты, </w:t>
-      </w:r>
-      <w:proofErr w:type="spellStart"/>
-      <w:r>
-        <w:rPr>
-          <w:rFonts w:ascii="Times New Roman" w:eastAsia="Times New Roman" w:hAnsi="Times New Roman" w:cs="Times New Roman"/>
-          <w:iCs/>
-          <w:color w:val="000000"/>
-          <w:sz w:val="28"/>
-          <w:szCs w:val="28"/>
-        </w:rPr>
-        <w:t>пуш</w:t>
-      </w:r>
-      <w:proofErr w:type="spellEnd"/>
-      <w:r>
-        <w:rPr>
-          <w:rFonts w:ascii="Times New Roman" w:eastAsia="Times New Roman" w:hAnsi="Times New Roman" w:cs="Times New Roman"/>
-          <w:iCs/>
-          <w:color w:val="000000"/>
-          <w:sz w:val="28"/>
-          <w:szCs w:val="28"/>
-        </w:rPr>
-        <w:t xml:space="preserve">, ветки), что позволило вести </w:t>
-      </w:r>
-      <w:proofErr w:type="spellStart"/>
-      <w:r>
-        <w:rPr>
-          <w:rFonts w:ascii="Times New Roman" w:eastAsia="Times New Roman" w:hAnsi="Times New Roman" w:cs="Times New Roman"/>
-          <w:iCs/>
-          <w:color w:val="000000"/>
-          <w:sz w:val="28"/>
-          <w:szCs w:val="28"/>
-        </w:rPr>
-        <w:t>версионный</w:t>
-      </w:r>
-      <w:proofErr w:type="spellEnd"/>
-      <w:r>
-        <w:rPr>
-          <w:rFonts w:ascii="Times New Roman" w:eastAsia="Times New Roman" w:hAnsi="Times New Roman" w:cs="Times New Roman"/>
-          <w:iCs/>
-          <w:color w:val="000000"/>
-          <w:sz w:val="28"/>
-          <w:szCs w:val="28"/>
-        </w:rPr>
-        <w:t xml:space="preserve"> контроль проекта и обеспечить его сохранность.</w:t>
-      </w:r>
-    </w:p>
-    <w:p>
-      <w:pPr>
-        <w:keepNext/>
-        <w:keepLines/>
-        <w:pBdr>
-          <w:top w:val="nil"/>
-          <w:left w:val="nil"/>
-          <w:bottom w:val="nil"/>
-          <w:right w:val="nil"/>
-          <w:between w:val="nil"/>
-        </w:pBdr>
-        <w:spacing w:after="0" w:line="360" w:lineRule="auto"/>
-        <w:rPr>
-          <w:rFonts w:ascii="Times New Roman" w:eastAsia="Times New Roman" w:hAnsi="Times New Roman" w:cs="Times New Roman"/>
-          <w:iCs/>
-          <w:color w:val="000000"/>
-          <w:sz w:val="28"/>
-          <w:szCs w:val="28"/>
-        </w:rPr>
-      </w:pPr>
-    </w:p>
-    <w:p>
-      <w:pPr>
-        <w:keepNext/>
-        <w:keepLines/>
-        <w:pBdr>
-          <w:top w:val="nil"/>
-          <w:left w:val="nil"/>
-          <w:bottom w:val="nil"/>
-          <w:right w:val="nil"/>
-          <w:between w:val="nil"/>
-        </w:pBdr>
-        <w:spacing w:after="0" w:line="360" w:lineRule="auto"/>
-        <w:rPr>
-          <w:rFonts w:ascii="Times New Roman" w:eastAsia="Times New Roman" w:hAnsi="Times New Roman" w:cs="Times New Roman"/>
-          <w:iCs/>
-          <w:color w:val="000000"/>
-          <w:sz w:val="28"/>
-          <w:szCs w:val="28"/>
-        </w:rPr>
-      </w:pPr>
-      <w:r>
-        <w:rPr>
-          <w:rFonts w:ascii="Times New Roman" w:eastAsia="Times New Roman" w:hAnsi="Times New Roman" w:cs="Times New Roman"/>
-          <w:iCs/>
-          <w:color w:val="000000"/>
-          <w:sz w:val="28"/>
-          <w:szCs w:val="28"/>
-        </w:rPr>
-        <w:t xml:space="preserve">Изучен синтаксис </w:t>
-      </w:r>
-      <w:proofErr w:type="spellStart"/>
-      <w:r>
-        <w:rPr>
-          <w:rFonts w:ascii="Times New Roman" w:eastAsia="Times New Roman" w:hAnsi="Times New Roman" w:cs="Times New Roman"/>
-          <w:iCs/>
-          <w:color w:val="000000"/>
-          <w:sz w:val="28"/>
-          <w:szCs w:val="28"/>
-        </w:rPr>
-        <w:t>Markdown</w:t>
-      </w:r>
-      <w:proofErr w:type="spellEnd"/>
-      <w:r>
-        <w:rPr>
-          <w:rFonts w:ascii="Times New Roman" w:eastAsia="Times New Roman" w:hAnsi="Times New Roman" w:cs="Times New Roman"/>
-          <w:iCs/>
-          <w:color w:val="000000"/>
-          <w:sz w:val="28"/>
-          <w:szCs w:val="28"/>
-        </w:rPr>
-        <w:t>, что упростило создание технической документации и позволило единообразно оформлять тексты.</w:t>
-      </w:r>
-    </w:p>
-    <w:p>
-      <w:pPr>
-        <w:keepNext/>
-        <w:keepLines/>
-        <w:pBdr>
-          <w:top w:val="nil"/>
-          <w:left w:val="nil"/>
-          <w:bottom w:val="nil"/>
-          <w:right w:val="nil"/>
-          <w:between w:val="nil"/>
-        </w:pBdr>
-        <w:spacing w:after="0" w:line="360" w:lineRule="auto"/>
-        <w:rPr>
-          <w:rFonts w:ascii="Times New Roman" w:eastAsia="Times New Roman" w:hAnsi="Times New Roman" w:cs="Times New Roman"/>
-          <w:iCs/>
-          <w:color w:val="000000"/>
-          <w:sz w:val="28"/>
-          <w:szCs w:val="28"/>
-        </w:rPr>
-      </w:pPr>
-    </w:p>
-    <w:p>
-      <w:pPr>
-        <w:keepNext/>
-        <w:keepLines/>
-        <w:pBdr>
-          <w:top w:val="nil"/>
-          <w:left w:val="nil"/>
-          <w:bottom w:val="nil"/>
-          <w:right w:val="nil"/>
-          <w:between w:val="nil"/>
-        </w:pBdr>
-        <w:spacing w:after="0" w:line="360" w:lineRule="auto"/>
-        <w:rPr>
-          <w:rFonts w:ascii="Times New Roman" w:eastAsia="Times New Roman" w:hAnsi="Times New Roman" w:cs="Times New Roman"/>
-          <w:iCs/>
-          <w:color w:val="000000"/>
-          <w:sz w:val="28"/>
-          <w:szCs w:val="28"/>
-        </w:rPr>
-      </w:pPr>
-      <w:r>
-        <w:rPr>
-          <w:rFonts w:ascii="Times New Roman" w:eastAsia="Times New Roman" w:hAnsi="Times New Roman" w:cs="Times New Roman"/>
-          <w:iCs/>
-          <w:color w:val="000000"/>
-          <w:sz w:val="28"/>
-          <w:szCs w:val="28"/>
-        </w:rPr>
-        <w:t>С нуля разработан статический веб-сайт на HTML и CSS, который наглядно представляет концепцию проекта «Филин». Сайт включает все требуемые страницы, графические элементы и видео.</w:t>
-      </w:r>
-    </w:p>
-    <w:p>
-      <w:pPr>
-        <w:keepNext/>
-        <w:keepLines/>
-        <w:pBdr>
-          <w:top w:val="nil"/>
-          <w:left w:val="nil"/>
-          <w:bottom w:val="nil"/>
-          <w:right w:val="nil"/>
-          <w:between w:val="nil"/>
-        </w:pBdr>
-        <w:spacing w:after="0" w:line="360" w:lineRule="auto"/>
-        <w:rPr>
-          <w:rFonts w:ascii="Times New Roman" w:eastAsia="Times New Roman" w:hAnsi="Times New Roman" w:cs="Times New Roman"/>
-          <w:iCs/>
-          <w:color w:val="000000"/>
-          <w:sz w:val="28"/>
-          <w:szCs w:val="28"/>
-        </w:rPr>
-      </w:pPr>
-    </w:p>
-    <w:p>
-      <w:pPr>
-        <w:keepNext/>
-        <w:keepLines/>
-        <w:pBdr>
-          <w:top w:val="nil"/>
-          <w:left w:val="nil"/>
-          <w:bottom w:val="nil"/>
-          <w:right w:val="nil"/>
-          <w:between w:val="nil"/>
-        </w:pBdr>
-        <w:spacing w:after="0" w:line="360" w:lineRule="auto"/>
-        <w:rPr>
-          <w:rFonts w:ascii="Times New Roman" w:eastAsia="Times New Roman" w:hAnsi="Times New Roman" w:cs="Times New Roman"/>
-          <w:iCs/>
-          <w:color w:val="000000"/>
-          <w:sz w:val="28"/>
-          <w:szCs w:val="28"/>
-        </w:rPr>
-      </w:pPr>
-      <w:r>
-        <w:rPr>
-          <w:rFonts w:ascii="Times New Roman" w:eastAsia="Times New Roman" w:hAnsi="Times New Roman" w:cs="Times New Roman"/>
-          <w:iCs/>
-          <w:color w:val="000000"/>
-          <w:sz w:val="28"/>
-          <w:szCs w:val="28"/>
-        </w:rPr>
-        <w:t>Налажена коммуникация с организацией-партнёром (через куратора проектной деятельности), что позволило уточнить требования и повысить практическую ценность разработки.</w:t>
-      </w:r>
-    </w:p>
-    <w:p>
-      <w:pPr>
-        <w:keepNext/>
-        <w:keepLines/>
-        <w:pBdr>
-          <w:top w:val="nil"/>
-          <w:left w:val="nil"/>
-          <w:bottom w:val="nil"/>
-          <w:right w:val="nil"/>
-          <w:between w:val="nil"/>
-        </w:pBdr>
-        <w:spacing w:after="0" w:line="360" w:lineRule="auto"/>
-        <w:rPr>
-          <w:rFonts w:ascii="Times New Roman" w:eastAsia="Times New Roman" w:hAnsi="Times New Roman" w:cs="Times New Roman"/>
-          <w:iCs/>
-          <w:color w:val="000000"/>
-          <w:sz w:val="28"/>
-          <w:szCs w:val="28"/>
-        </w:rPr>
-      </w:pPr>
-    </w:p>
-    <w:p>
-      <w:pPr>
-        <w:keepNext/>
-        <w:keepLines/>
-        <w:pBdr>
-          <w:top w:val="nil"/>
-          <w:left w:val="nil"/>
-          <w:bottom w:val="nil"/>
-          <w:right w:val="nil"/>
-          <w:between w:val="nil"/>
-        </w:pBdr>
-        <w:spacing w:after="0" w:line="360" w:lineRule="auto"/>
-        <w:rPr>
-          <w:rFonts w:ascii="Times New Roman" w:eastAsia="Times New Roman" w:hAnsi="Times New Roman" w:cs="Times New Roman"/>
-          <w:iCs/>
-          <w:color w:val="000000"/>
-          <w:sz w:val="28"/>
-          <w:szCs w:val="28"/>
-        </w:rPr>
-      </w:pPr>
-      <w:r>
-        <w:rPr>
-          <w:rFonts w:ascii="Times New Roman" w:eastAsia="Times New Roman" w:hAnsi="Times New Roman" w:cs="Times New Roman"/>
-          <w:iCs/>
-          <w:color w:val="000000"/>
-          <w:sz w:val="28"/>
-          <w:szCs w:val="28"/>
-        </w:rPr>
-        <w:lastRenderedPageBreak/>
         <w:t>Сформирован итоговый отчёт, соответствующий установленному шаблону.</w:t>
       </w:r>
     </w:p>
@@ -5201,6 +5214,118 @@
 <file path=word/numbering.xml><?xml version="1.0" encoding="utf-8"?>
 <w:numbering xmlns:wpc="http://schemas.microsoft.com/office/word/2010/wordprocessingCanvas" xmlns:cx="http://schemas.microsoft.com/office/drawing/2014/chartex" xmlns:cx1="http://schemas.microsoft.com/office/drawing/2015/9/8/chartex" xmlns:cx2="http://schemas.microsoft.com/office/drawing/2015/10/21/chartex" xmlns:cx3="http://schemas.microsoft.com/office/drawing/2016/5/9/chartex" xmlns:cx4="http://schemas.microsoft.com/office/drawing/2016/5/10/chartex" xmlns:cx5="http://schemas.microsoft.com/office/drawing/2016/5/11/chartex" xmlns:cx6="http://schemas.microsoft.com/office/drawing/2016/5/12/chartex" xmlns:cx7="http://schemas.microsoft.com/office/drawing/2016/5/13/chartex" xmlns:cx8="http://schemas.microsoft.com/office/drawing/2016/5/14/chartex" xmlns:mc="http://schemas.openxmlformats.org/markup-compatibility/2006" xmlns:aink="http://schemas.microsoft.com/office/drawing/2016/ink" xmlns:am3d="http://schemas.microsoft.com/office/drawing/2017/model3d" xmlns:o="urn:schemas-microsoft-com:office:office" xmlns:r="http://schemas.openxmlformats.org/officeDocument/2006/relationships" xmlns:m="http://schemas.openxmlformats.org/officeDocument/2006/math" xmlns:v="urn:schemas-microsoft-com:vml" xmlns:wp14="http://schemas.microsoft.com/office/word/2010/wordprocessingDrawing" xmlns:wp="http://schemas.openxmlformats.org/drawingml/2006/wordprocessingDrawing" xmlns:w10="urn:schemas-microsoft-com:office:word" xmlns:w="http://schemas.openxmlformats.org/wordprocessingml/2006/main" xmlns:w14="http://schemas.microsoft.com/office/word/2010/wordml" xmlns:w15="http://schemas.microsoft.com/office/word/2012/wordml" xmlns:w16cex="http://schemas.microsoft.com/office/word/2018/wordml/cex" xmlns:w16cid="http://schemas.microsoft.com/office/word/2016/wordml/cid" xmlns:w16="http://schemas.microsoft.com/office/word/2018/wordml" xmlns:w16sdtdh="http://schemas.microsoft.com/office/word/2020/wordml/sdtdatahash" xmlns:w16se="http://schemas.microsoft.com/office/word/2015/wordml/symex" xmlns:wpg="http://schemas.microsoft.com/office/word/2010/wordprocessingGroup" xmlns:wpi="http://schemas.microsoft.com/office/word/2010/wordprocessingInk" xmlns:wne="http://schemas.microsoft.com/office/word/2006/wordml" xmlns:wps="http://schemas.microsoft.com/office/word/2010/wordprocessingShape" mc:Ignorable="w14 w15 w16se w16cid w16 w16cex w16sdtdh wp14">
   <w:abstractNum w:abstractNumId="0" w15:restartNumberingAfterBreak="0">
+    <w:nsid w:val="0A6A402B"/>
+    <w:multiLevelType w:val="hybridMultilevel"/>
+    <w:tmpl w:val="F6DE240A"/>
+    <w:lvl w:ilvl="0" w:tplc="5B52C708">
+      <w:numFmt w:val="bullet"/>
+      <w:lvlText w:val="•"/>
+      <w:lvlJc w:val="left"/>
+      <w:pPr>
+        <w:ind w:left="1440" w:hanging="720"/>
+      </w:pPr>
+      <w:rPr>
+        <w:rFonts w:ascii="Times New Roman" w:eastAsia="Times New Roman" w:hAnsi="Times New Roman" w:cs="Times New Roman" w:hint="default"/>
+      </w:rPr>
+    </w:lvl>
+    <w:lvl w:ilvl="1" w:tplc="04190003" w:tentative="1">
+      <w:start w:val="1"/>
+      <w:numFmt w:val="bullet"/>
+      <w:lvlText w:val="o"/>
+      <w:lvlJc w:val="left"/>
+      <w:pPr>
+        <w:ind w:left="1800" w:hanging="360"/>
+      </w:pPr>
+      <w:rPr>
+        <w:rFonts w:ascii="Courier New" w:hAnsi="Courier New" w:cs="Courier New" w:hint="default"/>
+      </w:rPr>
+    </w:lvl>
+    <w:lvl w:ilvl="2" w:tplc="04190005" w:tentative="1">
+      <w:start w:val="1"/>
+      <w:numFmt w:val="bullet"/>
+      <w:lvlText w:val=""/>
+      <w:lvlJc w:val="left"/>
+      <w:pPr>
+        <w:ind w:left="2520" w:hanging="360"/>
+      </w:pPr>
+      <w:rPr>
+        <w:rFonts w:ascii="Wingdings" w:hAnsi="Wingdings" w:hint="default"/>
+      </w:rPr>
+    </w:lvl>
+    <w:lvl w:ilvl="3" w:tplc="04190001" w:tentative="1">
+      <w:start w:val="1"/>
+      <w:numFmt w:val="bullet"/>
+      <w:lvlText w:val=""/>
+      <w:lvlJc w:val="left"/>
+      <w:pPr>
+        <w:ind w:left="3240" w:hanging="360"/>
+      </w:pPr>
+      <w:rPr>
+        <w:rFonts w:ascii="Symbol" w:hAnsi="Symbol" w:hint="default"/>
+      </w:rPr>
+    </w:lvl>
+    <w:lvl w:ilvl="4" w:tplc="04190003" w:tentative="1">
+      <w:start w:val="1"/>
+      <w:numFmt w:val="bullet"/>
+      <w:lvlText w:val="o"/>
+      <w:lvlJc w:val="left"/>
+      <w:pPr>
+        <w:ind w:left="3960" w:hanging="360"/>
+      </w:pPr>
+      <w:rPr>
+        <w:rFonts w:ascii="Courier New" w:hAnsi="Courier New" w:cs="Courier New" w:hint="default"/>
+      </w:rPr>
+    </w:lvl>
+    <w:lvl w:ilvl="5" w:tplc="04190005" w:tentative="1">
+      <w:start w:val="1"/>
+      <w:numFmt w:val="bullet"/>
+      <w:lvlText w:val=""/>
+      <w:lvlJc w:val="left"/>
+      <w:pPr>
+        <w:ind w:left="4680" w:hanging="360"/>
+      </w:pPr>
+      <w:rPr>
+        <w:rFonts w:ascii="Wingdings" w:hAnsi="Wingdings" w:hint="default"/>
+      </w:rPr>
+    </w:lvl>
+    <w:lvl w:ilvl="6" w:tplc="04190001" w:tentative="1">
+      <w:start w:val="1"/>
+      <w:numFmt w:val="bullet"/>
+      <w:lvlText w:val=""/>
+      <w:lvlJc w:val="left"/>
+      <w:pPr>
+        <w:ind w:left="5400" w:hanging="360"/>
+      </w:pPr>
+      <w:rPr>
+        <w:rFonts w:ascii="Symbol" w:hAnsi="Symbol" w:hint="default"/>
+      </w:rPr>
+    </w:lvl>
+    <w:lvl w:ilvl="7" w:tplc="04190003" w:tentative="1">
+      <w:start w:val="1"/>
+      <w:numFmt w:val="bullet"/>
+      <w:lvlText w:val="o"/>
+      <w:lvlJc w:val="left"/>
+      <w:pPr>
+        <w:ind w:left="6120" w:hanging="360"/>
+      </w:pPr>
+      <w:rPr>
+        <w:rFonts w:ascii="Courier New" w:hAnsi="Courier New" w:cs="Courier New" w:hint="default"/>
+      </w:rPr>
+    </w:lvl>
+    <w:lvl w:ilvl="8" w:tplc="04190005" w:tentative="1">
+      <w:start w:val="1"/>
+      <w:numFmt w:val="bullet"/>
+      <w:lvlText w:val=""/>
+      <w:lvlJc w:val="left"/>
+      <w:pPr>
+        <w:ind w:left="6840" w:hanging="360"/>
+      </w:pPr>
+      <w:rPr>
+        <w:rFonts w:ascii="Wingdings" w:hAnsi="Wingdings" w:hint="default"/>
+      </w:rPr>
+    </w:lvl>
+  </w:abstractNum>
+  <w:abstractNum w:abstractNumId="1" w15:restartNumberingAfterBreak="0">
     <w:nsid w:val="0B9747C8"/>
     <w:multiLevelType w:val="multilevel"/>
     <w:tmpl w:val="6B9837F6"/>
@@ -5314,7 +5439,7 @@
       </w:rPr>
     </w:lvl>
   </w:abstractNum>
-  <w:abstractNum w:abstractNumId="1" w15:restartNumberingAfterBreak="0">
+  <w:abstractNum w:abstractNumId="2" w15:restartNumberingAfterBreak="0">
     <w:nsid w:val="13456CF6"/>
     <w:multiLevelType w:val="multilevel"/>
     <w:tmpl w:val="6B9837F6"/>
@@ -5428,7 +5553,7 @@
       </w:rPr>
     </w:lvl>
   </w:abstractNum>
-  <w:abstractNum w:abstractNumId="2" w15:restartNumberingAfterBreak="0">
+  <w:abstractNum w:abstractNumId="3" w15:restartNumberingAfterBreak="0">
     <w:nsid w:val="19131C56"/>
     <w:multiLevelType w:val="multilevel"/>
     <w:tmpl w:val="6B9837F6"/>
@@ -5542,7 +5667,7 @@
       </w:rPr>
     </w:lvl>
   </w:abstractNum>
-  <w:abstractNum w:abstractNumId="3" w15:restartNumberingAfterBreak="0">
+  <w:abstractNum w:abstractNumId="4" w15:restartNumberingAfterBreak="0">
     <w:nsid w:val="20866A0B"/>
     <w:multiLevelType w:val="hybridMultilevel"/>
     <w:tmpl w:val="5BB6AE2A"/>
@@ -5632,7 +5757,7 @@
       </w:pPr>
     </w:lvl>
   </w:abstractNum>
-  <w:abstractNum w:abstractNumId="4" w15:restartNumberingAfterBreak="0">
+  <w:abstractNum w:abstractNumId="5" w15:restartNumberingAfterBreak="0">
     <w:nsid w:val="28FE4C7C"/>
     <w:multiLevelType w:val="hybridMultilevel"/>
     <w:tmpl w:val="826873F6"/>
@@ -5721,7 +5846,7 @@
       </w:pPr>
     </w:lvl>
   </w:abstractNum>
-  <w:abstractNum w:abstractNumId="5" w15:restartNumberingAfterBreak="0">
+  <w:abstractNum w:abstractNumId="6" w15:restartNumberingAfterBreak="0">
     <w:nsid w:val="2E6C334D"/>
     <w:multiLevelType w:val="multilevel"/>
     <w:tmpl w:val="9EB64D92"/>
@@ -5870,7 +5995,7 @@
       </w:rPr>
     </w:lvl>
   </w:abstractNum>
-  <w:abstractNum w:abstractNumId="6" w15:restartNumberingAfterBreak="0">
+  <w:abstractNum w:abstractNumId="7" w15:restartNumberingAfterBreak="0">
     <w:nsid w:val="316A627A"/>
     <w:multiLevelType w:val="multilevel"/>
     <w:tmpl w:val="468E110A"/>
@@ -5984,7 +6109,7 @@
       </w:rPr>
     </w:lvl>
   </w:abstractNum>
-  <w:abstractNum w:abstractNumId="7" w15:restartNumberingAfterBreak="0">
+  <w:abstractNum w:abstractNumId="8" w15:restartNumberingAfterBreak="0">
     <w:nsid w:val="31D20F45"/>
     <w:multiLevelType w:val="multilevel"/>
     <w:tmpl w:val="6B9837F6"/>
@@ -6098,7 +6223,7 @@
       </w:rPr>
     </w:lvl>
   </w:abstractNum>
-  <w:abstractNum w:abstractNumId="8" w15:restartNumberingAfterBreak="0">
+  <w:abstractNum w:abstractNumId="9" w15:restartNumberingAfterBreak="0">
     <w:nsid w:val="35D32FD7"/>
     <w:multiLevelType w:val="multilevel"/>
     <w:tmpl w:val="F3B28AA0"/>
@@ -6211,7 +6336,7 @@
       </w:rPr>
     </w:lvl>
   </w:abstractNum>
-  <w:abstractNum w:abstractNumId="9" w15:restartNumberingAfterBreak="0">
+  <w:abstractNum w:abstractNumId="10" w15:restartNumberingAfterBreak="0">
     <w:nsid w:val="3ADF475E"/>
     <w:multiLevelType w:val="multilevel"/>
     <w:tmpl w:val="41468F68"/>
@@ -6325,7 +6450,7 @@
       </w:rPr>
     </w:lvl>
   </w:abstractNum>
-  <w:abstractNum w:abstractNumId="10" w15:restartNumberingAfterBreak="0">
+  <w:abstractNum w:abstractNumId="11" w15:restartNumberingAfterBreak="0">
     <w:nsid w:val="3D64641F"/>
     <w:multiLevelType w:val="multilevel"/>
     <w:tmpl w:val="AF5E46C8"/>
@@ -6438,7 +6563,7 @@
       </w:rPr>
     </w:lvl>
   </w:abstractNum>
-  <w:abstractNum w:abstractNumId="11" w15:restartNumberingAfterBreak="0">
+  <w:abstractNum w:abstractNumId="12" w15:restartNumberingAfterBreak="0">
     <w:nsid w:val="3F834F5A"/>
     <w:multiLevelType w:val="hybridMultilevel"/>
     <w:tmpl w:val="FB42AA40"/>
@@ -6551,7 +6676,7 @@
       </w:rPr>
     </w:lvl>
   </w:abstractNum>
-  <w:abstractNum w:abstractNumId="12" w15:restartNumberingAfterBreak="0">
+  <w:abstractNum w:abstractNumId="13" w15:restartNumberingAfterBreak="0">
     <w:nsid w:val="459D55A3"/>
     <w:multiLevelType w:val="multilevel"/>
     <w:tmpl w:val="6B9837F6"/>
@@ -6665,7 +6790,7 @@
       </w:rPr>
     </w:lvl>
   </w:abstractNum>
-  <w:abstractNum w:abstractNumId="13" w15:restartNumberingAfterBreak="0">
+  <w:abstractNum w:abstractNumId="14" w15:restartNumberingAfterBreak="0">
     <w:nsid w:val="4CC02A30"/>
     <w:multiLevelType w:val="hybridMultilevel"/>
     <w:tmpl w:val="86B8C0D0"/>
@@ -6751,7 +6876,7 @@
       </w:pPr>
     </w:lvl>
   </w:abstractNum>
-  <w:abstractNum w:abstractNumId="14" w15:restartNumberingAfterBreak="0">
+  <w:abstractNum w:abstractNumId="15" w15:restartNumberingAfterBreak="0">
     <w:nsid w:val="527E7257"/>
     <w:multiLevelType w:val="multilevel"/>
     <w:tmpl w:val="6B9837F6"/>
@@ -6865,7 +6990,93 @@
       </w:rPr>
     </w:lvl>
   </w:abstractNum>
-  <w:abstractNum w:abstractNumId="15" w15:restartNumberingAfterBreak="0">
+  <w:abstractNum w:abstractNumId="16" w15:restartNumberingAfterBreak="0">
+    <w:nsid w:val="54742361"/>
+    <w:multiLevelType w:val="hybridMultilevel"/>
+    <w:tmpl w:val="11183D42"/>
+    <w:lvl w:ilvl="0" w:tplc="0419000F">
+      <w:start w:val="1"/>
+      <w:numFmt w:val="decimal"/>
+      <w:lvlText w:val="%1."/>
+      <w:lvlJc w:val="left"/>
+      <w:pPr>
+        <w:ind w:left="1440" w:hanging="360"/>
+      </w:pPr>
+    </w:lvl>
+    <w:lvl w:ilvl="1" w:tplc="04190019" w:tentative="1">
+      <w:start w:val="1"/>
+      <w:numFmt w:val="lowerLetter"/>
+      <w:lvlText w:val="%2."/>
+      <w:lvlJc w:val="left"/>
+      <w:pPr>
+        <w:ind w:left="2160" w:hanging="360"/>
+      </w:pPr>
+    </w:lvl>
+    <w:lvl w:ilvl="2" w:tplc="0419001B" w:tentative="1">
+      <w:start w:val="1"/>
+      <w:numFmt w:val="lowerRoman"/>
+      <w:lvlText w:val="%3."/>
+      <w:lvlJc w:val="right"/>
+      <w:pPr>
+        <w:ind w:left="2880" w:hanging="180"/>
+      </w:pPr>
+    </w:lvl>
+    <w:lvl w:ilvl="3" w:tplc="0419000F" w:tentative="1">
+      <w:start w:val="1"/>
+      <w:numFmt w:val="decimal"/>
+      <w:lvlText w:val="%4."/>
+      <w:lvlJc w:val="left"/>
+      <w:pPr>
+        <w:ind w:left="3600" w:hanging="360"/>
+      </w:pPr>
+    </w:lvl>
+    <w:lvl w:ilvl="4" w:tplc="04190019" w:tentative="1">
+      <w:start w:val="1"/>
+      <w:numFmt w:val="lowerLetter"/>
+      <w:lvlText w:val="%5."/>
+      <w:lvlJc w:val="left"/>
+      <w:pPr>
+        <w:ind w:left="4320" w:hanging="360"/>
+      </w:pPr>
+    </w:lvl>
+    <w:lvl w:ilvl="5" w:tplc="0419001B" w:tentative="1">
+      <w:start w:val="1"/>
+      <w:numFmt w:val="lowerRoman"/>
+      <w:lvlText w:val="%6."/>
+      <w:lvlJc w:val="right"/>
+      <w:pPr>
+        <w:ind w:left="5040" w:hanging="180"/>
+      </w:pPr>
+    </w:lvl>
+    <w:lvl w:ilvl="6" w:tplc="0419000F" w:tentative="1">
+      <w:start w:val="1"/>
+      <w:numFmt w:val="decimal"/>
+      <w:lvlText w:val="%7."/>
+      <w:lvlJc w:val="left"/>
+      <w:pPr>
+        <w:ind w:left="5760" w:hanging="360"/>
+      </w:pPr>
+    </w:lvl>
+    <w:lvl w:ilvl="7" w:tplc="04190019" w:tentative="1">
+      <w:start w:val="1"/>
+      <w:numFmt w:val="lowerLetter"/>
+      <w:lvlText w:val="%8."/>
+      <w:lvlJc w:val="left"/>
+      <w:pPr>
+        <w:ind w:left="6480" w:hanging="360"/>
+      </w:pPr>
+    </w:lvl>
+    <w:lvl w:ilvl="8" w:tplc="0419001B" w:tentative="1">
+      <w:start w:val="1"/>
+      <w:numFmt w:val="lowerRoman"/>
+      <w:lvlText w:val="%9."/>
+      <w:lvlJc w:val="right"/>
+      <w:pPr>
+        <w:ind w:left="7200" w:hanging="180"/>
+      </w:pPr>
+    </w:lvl>
+  </w:abstractNum>
+  <w:abstractNum w:abstractNumId="17" w15:restartNumberingAfterBreak="0">
     <w:nsid w:val="58D52BDF"/>
     <w:multiLevelType w:val="multilevel"/>
     <w:tmpl w:val="6B9837F6"/>
@@ -6979,7 +7190,7 @@
       </w:rPr>
     </w:lvl>
   </w:abstractNum>
-  <w:abstractNum w:abstractNumId="16" w15:restartNumberingAfterBreak="0">
+  <w:abstractNum w:abstractNumId="18" w15:restartNumberingAfterBreak="0">
     <w:nsid w:val="5A425359"/>
     <w:multiLevelType w:val="multilevel"/>
     <w:tmpl w:val="6B9837F6"/>
@@ -7093,7 +7304,7 @@
       </w:rPr>
     </w:lvl>
   </w:abstractNum>
-  <w:abstractNum w:abstractNumId="17" w15:restartNumberingAfterBreak="0">
+  <w:abstractNum w:abstractNumId="19" w15:restartNumberingAfterBreak="0">
     <w:nsid w:val="6AF05171"/>
     <w:multiLevelType w:val="multilevel"/>
     <w:tmpl w:val="6B9837F6"/>
@@ -7207,7 +7418,7 @@
       </w:rPr>
     </w:lvl>
   </w:abstractNum>
-  <w:abstractNum w:abstractNumId="18" w15:restartNumberingAfterBreak="0">
+  <w:abstractNum w:abstractNumId="20" w15:restartNumberingAfterBreak="0">
     <w:nsid w:val="6C845BAE"/>
     <w:multiLevelType w:val="hybridMultilevel"/>
     <w:tmpl w:val="EAEE6340"/>
@@ -7296,7 +7507,7 @@
       </w:pPr>
     </w:lvl>
   </w:abstractNum>
-  <w:abstractNum w:abstractNumId="19" w15:restartNumberingAfterBreak="0">
+  <w:abstractNum w:abstractNumId="21" w15:restartNumberingAfterBreak="0">
     <w:nsid w:val="6CC76BB5"/>
     <w:multiLevelType w:val="multilevel"/>
     <w:tmpl w:val="E29E6094"/>
@@ -7410,7 +7621,7 @@
       </w:rPr>
     </w:lvl>
   </w:abstractNum>
-  <w:abstractNum w:abstractNumId="20" w15:restartNumberingAfterBreak="0">
+  <w:abstractNum w:abstractNumId="22" w15:restartNumberingAfterBreak="0">
     <w:nsid w:val="6CD7365C"/>
     <w:multiLevelType w:val="multilevel"/>
     <w:tmpl w:val="48762A20"/>
@@ -7523,7 +7734,120 @@
       </w:rPr>
     </w:lvl>
   </w:abstractNum>
-  <w:abstractNum w:abstractNumId="21" w15:restartNumberingAfterBreak="0">
+  <w:abstractNum w:abstractNumId="23" w15:restartNumberingAfterBreak="0">
+    <w:nsid w:val="70512EDA"/>
+    <w:multiLevelType w:val="hybridMultilevel"/>
+    <w:tmpl w:val="5352006C"/>
+    <w:lvl w:ilvl="0" w:tplc="04190001">
+      <w:start w:val="1"/>
+      <w:numFmt w:val="bullet"/>
+      <w:lvlText w:val=""/>
+      <w:lvlJc w:val="left"/>
+      <w:pPr>
+        <w:ind w:left="1440" w:hanging="360"/>
+      </w:pPr>
+      <w:rPr>
+        <w:rFonts w:ascii="Symbol" w:hAnsi="Symbol" w:hint="default"/>
+      </w:rPr>
+    </w:lvl>
+    <w:lvl w:ilvl="1" w:tplc="04190003" w:tentative="1">
+      <w:start w:val="1"/>
+      <w:numFmt w:val="bullet"/>
+      <w:lvlText w:val="o"/>
+      <w:lvlJc w:val="left"/>
+      <w:pPr>
+        <w:ind w:left="2160" w:hanging="360"/>
+      </w:pPr>
+      <w:rPr>
+        <w:rFonts w:ascii="Courier New" w:hAnsi="Courier New" w:cs="Courier New" w:hint="default"/>
+      </w:rPr>
+    </w:lvl>
+    <w:lvl w:ilvl="2" w:tplc="04190005" w:tentative="1">
+      <w:start w:val="1"/>
+      <w:numFmt w:val="bullet"/>
+      <w:lvlText w:val=""/>
+      <w:lvlJc w:val="left"/>
+      <w:pPr>
+        <w:ind w:left="2880" w:hanging="360"/>
+      </w:pPr>
+      <w:rPr>
+        <w:rFonts w:ascii="Wingdings" w:hAnsi="Wingdings" w:hint="default"/>
+      </w:rPr>
+    </w:lvl>
+    <w:lvl w:ilvl="3" w:tplc="04190001" w:tentative="1">
+      <w:start w:val="1"/>
+      <w:numFmt w:val="bullet"/>
+      <w:lvlText w:val=""/>
+      <w:lvlJc w:val="left"/>
+      <w:pPr>
+        <w:ind w:left="3600" w:hanging="360"/>
+      </w:pPr>
+      <w:rPr>
+        <w:rFonts w:ascii="Symbol" w:hAnsi="Symbol" w:hint="default"/>
+      </w:rPr>
+    </w:lvl>
+    <w:lvl w:ilvl="4" w:tplc="04190003" w:tentative="1">
+      <w:start w:val="1"/>
+      <w:numFmt w:val="bullet"/>
+      <w:lvlText w:val="o"/>
+      <w:lvlJc w:val="left"/>
+      <w:pPr>
+        <w:ind w:left="4320" w:hanging="360"/>
+      </w:pPr>
+      <w:rPr>
+        <w:rFonts w:ascii="Courier New" w:hAnsi="Courier New" w:cs="Courier New" w:hint="default"/>
+      </w:rPr>
+    </w:lvl>
+    <w:lvl w:ilvl="5" w:tplc="04190005" w:tentative="1">
+      <w:start w:val="1"/>
+      <w:numFmt w:val="bullet"/>
+      <w:lvlText w:val=""/>
+      <w:lvlJc w:val="left"/>
+      <w:pPr>
+        <w:ind w:left="5040" w:hanging="360"/>
+      </w:pPr>
+      <w:rPr>
+        <w:rFonts w:ascii="Wingdings" w:hAnsi="Wingdings" w:hint="default"/>
+      </w:rPr>
+    </w:lvl>
+    <w:lvl w:ilvl="6" w:tplc="04190001" w:tentative="1">
+      <w:start w:val="1"/>
+      <w:numFmt w:val="bullet"/>
+      <w:lvlText w:val=""/>
+      <w:lvlJc w:val="left"/>
+      <w:pPr>
+        <w:ind w:left="5760" w:hanging="360"/>
+      </w:pPr>
+      <w:rPr>
+        <w:rFonts w:ascii="Symbol" w:hAnsi="Symbol" w:hint="default"/>
+      </w:rPr>
+    </w:lvl>
+    <w:lvl w:ilvl="7" w:tplc="04190003" w:tentative="1">
+      <w:start w:val="1"/>
+      <w:numFmt w:val="bullet"/>
+      <w:lvlText w:val="o"/>
+      <w:lvlJc w:val="left"/>
+      <w:pPr>
+        <w:ind w:left="6480" w:hanging="360"/>
+      </w:pPr>
+      <w:rPr>
+        <w:rFonts w:ascii="Courier New" w:hAnsi="Courier New" w:cs="Courier New" w:hint="default"/>
+      </w:rPr>
+    </w:lvl>
+    <w:lvl w:ilvl="8" w:tplc="04190005" w:tentative="1">
+      <w:start w:val="1"/>
+      <w:numFmt w:val="bullet"/>
+      <w:lvlText w:val=""/>
+      <w:lvlJc w:val="left"/>
+      <w:pPr>
+        <w:ind w:left="7200" w:hanging="360"/>
+      </w:pPr>
+      <w:rPr>
+        <w:rFonts w:ascii="Wingdings" w:hAnsi="Wingdings" w:hint="default"/>
+      </w:rPr>
+    </w:lvl>
+  </w:abstractNum>
+  <w:abstractNum w:abstractNumId="24" w15:restartNumberingAfterBreak="0">
     <w:nsid w:val="71A35A22"/>
     <w:multiLevelType w:val="multilevel"/>
     <w:tmpl w:val="445A8038"/>
@@ -7609,7 +7933,7 @@
       </w:pPr>
     </w:lvl>
   </w:abstractNum>
-  <w:abstractNum w:abstractNumId="22" w15:restartNumberingAfterBreak="0">
+  <w:abstractNum w:abstractNumId="25" w15:restartNumberingAfterBreak="0">
     <w:nsid w:val="78215BDE"/>
     <w:multiLevelType w:val="multilevel"/>
     <w:tmpl w:val="383015E8"/>
@@ -7758,7 +8082,7 @@
       </w:rPr>
     </w:lvl>
   </w:abstractNum>
-  <w:abstractNum w:abstractNumId="23" w15:restartNumberingAfterBreak="0">
+  <w:abstractNum w:abstractNumId="26" w15:restartNumberingAfterBreak="0">
     <w:nsid w:val="793B287C"/>
     <w:multiLevelType w:val="multilevel"/>
     <w:tmpl w:val="6B9837F6"/>
@@ -7873,76 +8197,85 @@
     </w:lvl>
   </w:abstractNum>
   <w:num w:numId="1">
+    <w:abstractNumId w:val="17"/>
+  </w:num>
+  <w:num w:numId="2">
     <w:abstractNumId w:val="15"/>
   </w:num>
-  <w:num w:numId="2">
+  <w:num w:numId="3">
+    <w:abstractNumId w:val="24"/>
+  </w:num>
+  <w:num w:numId="4">
+    <w:abstractNumId w:val="11"/>
+  </w:num>
+  <w:num w:numId="5">
+    <w:abstractNumId w:val="21"/>
+  </w:num>
+  <w:num w:numId="6">
+    <w:abstractNumId w:val="10"/>
+  </w:num>
+  <w:num w:numId="7">
+    <w:abstractNumId w:val="1"/>
+  </w:num>
+  <w:num w:numId="8">
+    <w:abstractNumId w:val="13"/>
+  </w:num>
+  <w:num w:numId="9">
+    <w:abstractNumId w:val="22"/>
+  </w:num>
+  <w:num w:numId="10">
+    <w:abstractNumId w:val="7"/>
+  </w:num>
+  <w:num w:numId="11">
+    <w:abstractNumId w:val="26"/>
+  </w:num>
+  <w:num w:numId="12">
+    <w:abstractNumId w:val="2"/>
+  </w:num>
+  <w:num w:numId="13">
+    <w:abstractNumId w:val="8"/>
+  </w:num>
+  <w:num w:numId="14">
+    <w:abstractNumId w:val="19"/>
+  </w:num>
+  <w:num w:numId="15">
+    <w:abstractNumId w:val="3"/>
+  </w:num>
+  <w:num w:numId="16">
+    <w:abstractNumId w:val="18"/>
+  </w:num>
+  <w:num w:numId="17">
+    <w:abstractNumId w:val="9"/>
+  </w:num>
+  <w:num w:numId="18">
     <w:abstractNumId w:val="14"/>
   </w:num>
-  <w:num w:numId="3">
-    <w:abstractNumId w:val="21"/>
+  <w:num w:numId="19">
+    <w:abstractNumId w:val="4"/>
   </w:num>
-  <w:num w:numId="4">
-    <w:abstractNumId w:val="10"/>
+  <w:num w:numId="20">
+    <w:abstractNumId w:val="20"/>
   </w:num>
-  <w:num w:numId="5">
-    <w:abstractNumId w:val="19"/>
+  <w:num w:numId="21">
+    <w:abstractNumId w:val="5"/>
   </w:num>
-  <w:num w:numId="6">
-    <w:abstractNumId w:val="9"/>
+  <w:num w:numId="22">
+    <w:abstractNumId w:val="12"/>
   </w:num>
-  <w:num w:numId="7">
+  <w:num w:numId="23">
+    <w:abstractNumId w:val="25"/>
+  </w:num>
+  <w:num w:numId="24">
+    <w:abstractNumId w:val="6"/>
+  </w:num>
+  <w:num w:numId="25">
+    <w:abstractNumId w:val="23"/>
+  </w:num>
+  <w:num w:numId="26">
     <w:abstractNumId w:val="0"/>
   </w:num>
-  <w:num w:numId="8">
-    <w:abstractNumId w:val="12"/>
-  </w:num>
-  <w:num w:numId="9">
-    <w:abstractNumId w:val="20"/>
-  </w:num>
-  <w:num w:numId="10">
-    <w:abstractNumId w:val="6"/>
-  </w:num>
-  <w:num w:numId="11">
-    <w:abstractNumId w:val="23"/>
-  </w:num>
-  <w:num w:numId="12">
-    <w:abstractNumId w:val="1"/>
-  </w:num>
-  <w:num w:numId="13">
-    <w:abstractNumId w:val="7"/>
-  </w:num>
-  <w:num w:numId="14">
-    <w:abstractNumId w:val="17"/>
-  </w:num>
-  <w:num w:numId="15">
-    <w:abstractNumId w:val="2"/>
-  </w:num>
-  <w:num w:numId="16">
+  <w:num w:numId="27">
     <w:abstractNumId w:val="16"/>
-  </w:num>
-  <w:num w:numId="17">
-    <w:abstractNumId w:val="8"/>
-  </w:num>
-  <w:num w:numId="18">
-    <w:abstractNumId w:val="13"/>
-  </w:num>
-  <w:num w:numId="19">
-    <w:abstractNumId w:val="3"/>
-  </w:num>
-  <w:num w:numId="20">
-    <w:abstractNumId w:val="18"/>
-  </w:num>
-  <w:num w:numId="21">
-    <w:abstractNumId w:val="4"/>
-  </w:num>
-  <w:num w:numId="22">
-    <w:abstractNumId w:val="11"/>
-  </w:num>
-  <w:num w:numId="23">
-    <w:abstractNumId w:val="22"/>
-  </w:num>
-  <w:num w:numId="24">
-    <w:abstractNumId w:val="5"/>
   </w:num>
 </w:numbering>
 </file>
